--- a/analysis/Anxiety Episodic x SA/summary_anxiety_episodic_sa.docx
+++ b/analysis/Anxiety Episodic x SA/summary_anxiety_episodic_sa.docx
@@ -5,7 +5,13 @@
     <w:p>
       <w:pPr>
         <w:rPr>
-          <w:rFonts w:hint="eastAsia"/>
+          <w:lang w:eastAsia="zh-CN"/>
+        </w:rPr>
+      </w:pPr>
+    </w:p>
+    <w:p>
+      <w:pPr>
+        <w:rPr>
           <w:lang w:eastAsia="zh-CN"/>
         </w:rPr>
       </w:pPr>
@@ -125,16 +131,14 @@
     <w:rPrDefault>
       <w:rPr>
         <w:rFonts w:asciiTheme="minorHAnsi" w:eastAsiaTheme="minorEastAsia" w:hAnsiTheme="minorHAnsi" w:cstheme="minorBidi"/>
-        <w:kern w:val="2"/>
-        <w:sz w:val="24"/>
-        <w:szCs w:val="24"/>
+        <w:sz w:val="21"/>
+        <w:szCs w:val="21"/>
         <w:lang w:val="en-US" w:eastAsia="en-US" w:bidi="ar-SA"/>
-        <w14:ligatures w14:val="standardContextual"/>
       </w:rPr>
     </w:rPrDefault>
     <w:pPrDefault>
       <w:pPr>
-        <w:spacing w:after="160" w:line="278" w:lineRule="auto"/>
+        <w:spacing w:after="160" w:line="276" w:lineRule="auto"/>
       </w:pPr>
     </w:pPrDefault>
   </w:docDefaults>
@@ -519,6 +523,7 @@
   <w:style w:type="paragraph" w:default="1" w:styleId="a">
     <w:name w:val="Normal"/>
     <w:qFormat/>
+    <w:rsid w:val="00F00DA0"/>
   </w:style>
   <w:style w:type="paragraph" w:styleId="1">
     <w:name w:val="heading 1"/>
@@ -527,16 +532,19 @@
     <w:link w:val="1Char"/>
     <w:uiPriority w:val="9"/>
     <w:qFormat/>
-    <w:rsid w:val="00426FC2"/>
+    <w:rsid w:val="00F00DA0"/>
     <w:pPr>
       <w:keepNext/>
       <w:keepLines/>
-      <w:spacing w:before="360" w:after="80"/>
+      <w:pBdr>
+        <w:bottom w:val="single" w:sz="4" w:space="2" w:color="E97132" w:themeColor="accent2"/>
+      </w:pBdr>
+      <w:spacing w:before="360" w:after="120" w:line="240" w:lineRule="auto"/>
       <w:outlineLvl w:val="0"/>
     </w:pPr>
     <w:rPr>
       <w:rFonts w:asciiTheme="majorHAnsi" w:eastAsiaTheme="majorEastAsia" w:hAnsiTheme="majorHAnsi" w:cstheme="majorBidi"/>
-      <w:color w:val="0F4761" w:themeColor="accent1" w:themeShade="BF"/>
+      <w:color w:val="262626" w:themeColor="text1" w:themeTint="D9"/>
       <w:sz w:val="40"/>
       <w:szCs w:val="40"/>
     </w:rPr>
@@ -550,178 +558,193 @@
     <w:semiHidden/>
     <w:unhideWhenUsed/>
     <w:qFormat/>
-    <w:rsid w:val="00426FC2"/>
+    <w:rsid w:val="00F00DA0"/>
     <w:pPr>
       <w:keepNext/>
       <w:keepLines/>
-      <w:spacing w:before="160" w:after="80"/>
+      <w:spacing w:before="120" w:after="0" w:line="240" w:lineRule="auto"/>
       <w:outlineLvl w:val="1"/>
     </w:pPr>
     <w:rPr>
       <w:rFonts w:asciiTheme="majorHAnsi" w:eastAsiaTheme="majorEastAsia" w:hAnsiTheme="majorHAnsi" w:cstheme="majorBidi"/>
-      <w:color w:val="0F4761" w:themeColor="accent1" w:themeShade="BF"/>
+      <w:color w:val="E97132" w:themeColor="accent2"/>
+      <w:sz w:val="36"/>
+      <w:szCs w:val="36"/>
+    </w:rPr>
+  </w:style>
+  <w:style w:type="paragraph" w:styleId="3">
+    <w:name w:val="heading 3"/>
+    <w:basedOn w:val="a"/>
+    <w:next w:val="a"/>
+    <w:link w:val="3Char"/>
+    <w:uiPriority w:val="9"/>
+    <w:semiHidden/>
+    <w:unhideWhenUsed/>
+    <w:qFormat/>
+    <w:rsid w:val="00F00DA0"/>
+    <w:pPr>
+      <w:keepNext/>
+      <w:keepLines/>
+      <w:spacing w:before="80" w:after="0" w:line="240" w:lineRule="auto"/>
+      <w:outlineLvl w:val="2"/>
+    </w:pPr>
+    <w:rPr>
+      <w:rFonts w:asciiTheme="majorHAnsi" w:eastAsiaTheme="majorEastAsia" w:hAnsiTheme="majorHAnsi" w:cstheme="majorBidi"/>
+      <w:color w:val="BF4E14" w:themeColor="accent2" w:themeShade="BF"/>
       <w:sz w:val="32"/>
       <w:szCs w:val="32"/>
     </w:rPr>
   </w:style>
-  <w:style w:type="paragraph" w:styleId="3">
-    <w:name w:val="heading 3"/>
+  <w:style w:type="paragraph" w:styleId="4">
+    <w:name w:val="heading 4"/>
     <w:basedOn w:val="a"/>
     <w:next w:val="a"/>
-    <w:link w:val="3Char"/>
+    <w:link w:val="4Char"/>
     <w:uiPriority w:val="9"/>
     <w:semiHidden/>
     <w:unhideWhenUsed/>
     <w:qFormat/>
-    <w:rsid w:val="00426FC2"/>
+    <w:rsid w:val="00F00DA0"/>
     <w:pPr>
       <w:keepNext/>
       <w:keepLines/>
-      <w:spacing w:before="160" w:after="80"/>
-      <w:outlineLvl w:val="2"/>
-    </w:pPr>
-    <w:rPr>
-      <w:rFonts w:eastAsiaTheme="majorEastAsia" w:cstheme="majorBidi"/>
-      <w:color w:val="0F4761" w:themeColor="accent1" w:themeShade="BF"/>
+      <w:spacing w:before="80" w:after="0" w:line="240" w:lineRule="auto"/>
+      <w:outlineLvl w:val="3"/>
+    </w:pPr>
+    <w:rPr>
+      <w:rFonts w:asciiTheme="majorHAnsi" w:eastAsiaTheme="majorEastAsia" w:hAnsiTheme="majorHAnsi" w:cstheme="majorBidi"/>
+      <w:i/>
+      <w:iCs/>
+      <w:color w:val="80340D" w:themeColor="accent2" w:themeShade="80"/>
       <w:sz w:val="28"/>
       <w:szCs w:val="28"/>
     </w:rPr>
   </w:style>
-  <w:style w:type="paragraph" w:styleId="4">
-    <w:name w:val="heading 4"/>
+  <w:style w:type="paragraph" w:styleId="5">
+    <w:name w:val="heading 5"/>
     <w:basedOn w:val="a"/>
     <w:next w:val="a"/>
-    <w:link w:val="4Char"/>
+    <w:link w:val="5Char"/>
     <w:uiPriority w:val="9"/>
     <w:semiHidden/>
     <w:unhideWhenUsed/>
     <w:qFormat/>
-    <w:rsid w:val="00426FC2"/>
+    <w:rsid w:val="00F00DA0"/>
     <w:pPr>
       <w:keepNext/>
       <w:keepLines/>
-      <w:spacing w:before="80" w:after="40"/>
-      <w:outlineLvl w:val="3"/>
-    </w:pPr>
-    <w:rPr>
-      <w:rFonts w:eastAsiaTheme="majorEastAsia" w:cstheme="majorBidi"/>
+      <w:spacing w:before="80" w:after="0" w:line="240" w:lineRule="auto"/>
+      <w:outlineLvl w:val="4"/>
+    </w:pPr>
+    <w:rPr>
+      <w:rFonts w:asciiTheme="majorHAnsi" w:eastAsiaTheme="majorEastAsia" w:hAnsiTheme="majorHAnsi" w:cstheme="majorBidi"/>
+      <w:color w:val="BF4E14" w:themeColor="accent2" w:themeShade="BF"/>
+      <w:sz w:val="24"/>
+      <w:szCs w:val="24"/>
+    </w:rPr>
+  </w:style>
+  <w:style w:type="paragraph" w:styleId="6">
+    <w:name w:val="heading 6"/>
+    <w:basedOn w:val="a"/>
+    <w:next w:val="a"/>
+    <w:link w:val="6Char"/>
+    <w:uiPriority w:val="9"/>
+    <w:semiHidden/>
+    <w:unhideWhenUsed/>
+    <w:qFormat/>
+    <w:rsid w:val="00F00DA0"/>
+    <w:pPr>
+      <w:keepNext/>
+      <w:keepLines/>
+      <w:spacing w:before="80" w:after="0" w:line="240" w:lineRule="auto"/>
+      <w:outlineLvl w:val="5"/>
+    </w:pPr>
+    <w:rPr>
+      <w:rFonts w:asciiTheme="majorHAnsi" w:eastAsiaTheme="majorEastAsia" w:hAnsiTheme="majorHAnsi" w:cstheme="majorBidi"/>
       <w:i/>
       <w:iCs/>
-      <w:color w:val="0F4761" w:themeColor="accent1" w:themeShade="BF"/>
-    </w:rPr>
-  </w:style>
-  <w:style w:type="paragraph" w:styleId="5">
-    <w:name w:val="heading 5"/>
+      <w:color w:val="80340D" w:themeColor="accent2" w:themeShade="80"/>
+      <w:sz w:val="24"/>
+      <w:szCs w:val="24"/>
+    </w:rPr>
+  </w:style>
+  <w:style w:type="paragraph" w:styleId="7">
+    <w:name w:val="heading 7"/>
     <w:basedOn w:val="a"/>
     <w:next w:val="a"/>
-    <w:link w:val="5Char"/>
+    <w:link w:val="7Char"/>
     <w:uiPriority w:val="9"/>
     <w:semiHidden/>
     <w:unhideWhenUsed/>
     <w:qFormat/>
-    <w:rsid w:val="00426FC2"/>
+    <w:rsid w:val="00F00DA0"/>
     <w:pPr>
       <w:keepNext/>
       <w:keepLines/>
-      <w:spacing w:before="80" w:after="40"/>
-      <w:outlineLvl w:val="4"/>
-    </w:pPr>
-    <w:rPr>
-      <w:rFonts w:eastAsiaTheme="majorEastAsia" w:cstheme="majorBidi"/>
-      <w:color w:val="0F4761" w:themeColor="accent1" w:themeShade="BF"/>
-    </w:rPr>
-  </w:style>
-  <w:style w:type="paragraph" w:styleId="6">
-    <w:name w:val="heading 6"/>
+      <w:spacing w:before="80" w:after="0" w:line="240" w:lineRule="auto"/>
+      <w:outlineLvl w:val="6"/>
+    </w:pPr>
+    <w:rPr>
+      <w:rFonts w:asciiTheme="majorHAnsi" w:eastAsiaTheme="majorEastAsia" w:hAnsiTheme="majorHAnsi" w:cstheme="majorBidi"/>
+      <w:b/>
+      <w:bCs/>
+      <w:color w:val="80340D" w:themeColor="accent2" w:themeShade="80"/>
+      <w:sz w:val="22"/>
+      <w:szCs w:val="22"/>
+    </w:rPr>
+  </w:style>
+  <w:style w:type="paragraph" w:styleId="8">
+    <w:name w:val="heading 8"/>
     <w:basedOn w:val="a"/>
     <w:next w:val="a"/>
-    <w:link w:val="6Char"/>
+    <w:link w:val="8Char"/>
     <w:uiPriority w:val="9"/>
     <w:semiHidden/>
     <w:unhideWhenUsed/>
     <w:qFormat/>
-    <w:rsid w:val="00426FC2"/>
+    <w:rsid w:val="00F00DA0"/>
     <w:pPr>
       <w:keepNext/>
       <w:keepLines/>
-      <w:spacing w:before="40" w:after="0"/>
-      <w:outlineLvl w:val="5"/>
-    </w:pPr>
-    <w:rPr>
-      <w:rFonts w:eastAsiaTheme="majorEastAsia" w:cstheme="majorBidi"/>
+      <w:spacing w:before="80" w:after="0" w:line="240" w:lineRule="auto"/>
+      <w:outlineLvl w:val="7"/>
+    </w:pPr>
+    <w:rPr>
+      <w:rFonts w:asciiTheme="majorHAnsi" w:eastAsiaTheme="majorEastAsia" w:hAnsiTheme="majorHAnsi" w:cstheme="majorBidi"/>
+      <w:color w:val="80340D" w:themeColor="accent2" w:themeShade="80"/>
+      <w:sz w:val="22"/>
+      <w:szCs w:val="22"/>
+    </w:rPr>
+  </w:style>
+  <w:style w:type="paragraph" w:styleId="9">
+    <w:name w:val="heading 9"/>
+    <w:basedOn w:val="a"/>
+    <w:next w:val="a"/>
+    <w:link w:val="9Char"/>
+    <w:uiPriority w:val="9"/>
+    <w:semiHidden/>
+    <w:unhideWhenUsed/>
+    <w:qFormat/>
+    <w:rsid w:val="00F00DA0"/>
+    <w:pPr>
+      <w:keepNext/>
+      <w:keepLines/>
+      <w:spacing w:before="80" w:after="0" w:line="240" w:lineRule="auto"/>
+      <w:outlineLvl w:val="8"/>
+    </w:pPr>
+    <w:rPr>
+      <w:rFonts w:asciiTheme="majorHAnsi" w:eastAsiaTheme="majorEastAsia" w:hAnsiTheme="majorHAnsi" w:cstheme="majorBidi"/>
       <w:i/>
       <w:iCs/>
-      <w:color w:val="595959" w:themeColor="text1" w:themeTint="A6"/>
-    </w:rPr>
-  </w:style>
-  <w:style w:type="paragraph" w:styleId="7">
-    <w:name w:val="heading 7"/>
-    <w:basedOn w:val="a"/>
-    <w:next w:val="a"/>
-    <w:link w:val="7Char"/>
-    <w:uiPriority w:val="9"/>
-    <w:semiHidden/>
-    <w:unhideWhenUsed/>
-    <w:qFormat/>
-    <w:rsid w:val="00426FC2"/>
-    <w:pPr>
-      <w:keepNext/>
-      <w:keepLines/>
-      <w:spacing w:before="40" w:after="0"/>
-      <w:outlineLvl w:val="6"/>
-    </w:pPr>
-    <w:rPr>
-      <w:rFonts w:eastAsiaTheme="majorEastAsia" w:cstheme="majorBidi"/>
-      <w:color w:val="595959" w:themeColor="text1" w:themeTint="A6"/>
-    </w:rPr>
-  </w:style>
-  <w:style w:type="paragraph" w:styleId="8">
-    <w:name w:val="heading 8"/>
-    <w:basedOn w:val="a"/>
-    <w:next w:val="a"/>
-    <w:link w:val="8Char"/>
-    <w:uiPriority w:val="9"/>
-    <w:semiHidden/>
-    <w:unhideWhenUsed/>
-    <w:qFormat/>
-    <w:rsid w:val="00426FC2"/>
-    <w:pPr>
-      <w:keepNext/>
-      <w:keepLines/>
-      <w:spacing w:after="0"/>
-      <w:outlineLvl w:val="7"/>
-    </w:pPr>
-    <w:rPr>
-      <w:rFonts w:eastAsiaTheme="majorEastAsia" w:cstheme="majorBidi"/>
-      <w:i/>
-      <w:iCs/>
-      <w:color w:val="272727" w:themeColor="text1" w:themeTint="D8"/>
-    </w:rPr>
-  </w:style>
-  <w:style w:type="paragraph" w:styleId="9">
-    <w:name w:val="heading 9"/>
-    <w:basedOn w:val="a"/>
-    <w:next w:val="a"/>
-    <w:link w:val="9Char"/>
-    <w:uiPriority w:val="9"/>
-    <w:semiHidden/>
-    <w:unhideWhenUsed/>
-    <w:qFormat/>
-    <w:rsid w:val="00426FC2"/>
-    <w:pPr>
-      <w:keepNext/>
-      <w:keepLines/>
-      <w:spacing w:after="0"/>
-      <w:outlineLvl w:val="8"/>
-    </w:pPr>
-    <w:rPr>
-      <w:rFonts w:eastAsiaTheme="majorEastAsia" w:cstheme="majorBidi"/>
-      <w:color w:val="272727" w:themeColor="text1" w:themeTint="D8"/>
+      <w:color w:val="80340D" w:themeColor="accent2" w:themeShade="80"/>
+      <w:sz w:val="22"/>
+      <w:szCs w:val="22"/>
     </w:rPr>
   </w:style>
   <w:style w:type="character" w:default="1" w:styleId="a0">
     <w:name w:val="Default Paragraph Font"/>
     <w:uiPriority w:val="1"/>
+    <w:semiHidden/>
     <w:unhideWhenUsed/>
   </w:style>
   <w:style w:type="table" w:default="1" w:styleId="a1">
@@ -750,10 +773,10 @@
     <w:basedOn w:val="a0"/>
     <w:link w:val="1"/>
     <w:uiPriority w:val="9"/>
-    <w:rsid w:val="00426FC2"/>
-    <w:rPr>
-      <w:rFonts w:asciiTheme="majorHAnsi" w:eastAsiaTheme="majorEastAsia" w:hAnsiTheme="majorHAnsi" w:cstheme="majorBidi"/>
-      <w:color w:val="0F4761" w:themeColor="accent1" w:themeShade="BF"/>
+    <w:rsid w:val="00F00DA0"/>
+    <w:rPr>
+      <w:rFonts w:asciiTheme="majorHAnsi" w:eastAsiaTheme="majorEastAsia" w:hAnsiTheme="majorHAnsi" w:cstheme="majorBidi"/>
+      <w:color w:val="262626" w:themeColor="text1" w:themeTint="D9"/>
       <w:sz w:val="40"/>
       <w:szCs w:val="40"/>
     </w:rPr>
@@ -764,104 +787,118 @@
     <w:link w:val="2"/>
     <w:uiPriority w:val="9"/>
     <w:semiHidden/>
-    <w:rsid w:val="00426FC2"/>
-    <w:rPr>
-      <w:rFonts w:asciiTheme="majorHAnsi" w:eastAsiaTheme="majorEastAsia" w:hAnsiTheme="majorHAnsi" w:cstheme="majorBidi"/>
-      <w:color w:val="0F4761" w:themeColor="accent1" w:themeShade="BF"/>
+    <w:rsid w:val="00F00DA0"/>
+    <w:rPr>
+      <w:rFonts w:asciiTheme="majorHAnsi" w:eastAsiaTheme="majorEastAsia" w:hAnsiTheme="majorHAnsi" w:cstheme="majorBidi"/>
+      <w:color w:val="E97132" w:themeColor="accent2"/>
+      <w:sz w:val="36"/>
+      <w:szCs w:val="36"/>
+    </w:rPr>
+  </w:style>
+  <w:style w:type="character" w:customStyle="1" w:styleId="3Char">
+    <w:name w:val="제목 3 Char"/>
+    <w:basedOn w:val="a0"/>
+    <w:link w:val="3"/>
+    <w:uiPriority w:val="9"/>
+    <w:semiHidden/>
+    <w:rsid w:val="00F00DA0"/>
+    <w:rPr>
+      <w:rFonts w:asciiTheme="majorHAnsi" w:eastAsiaTheme="majorEastAsia" w:hAnsiTheme="majorHAnsi" w:cstheme="majorBidi"/>
+      <w:color w:val="BF4E14" w:themeColor="accent2" w:themeShade="BF"/>
       <w:sz w:val="32"/>
       <w:szCs w:val="32"/>
     </w:rPr>
   </w:style>
-  <w:style w:type="character" w:customStyle="1" w:styleId="3Char">
-    <w:name w:val="제목 3 Char"/>
-    <w:basedOn w:val="a0"/>
-    <w:link w:val="3"/>
-    <w:uiPriority w:val="9"/>
-    <w:semiHidden/>
-    <w:rsid w:val="00426FC2"/>
-    <w:rPr>
-      <w:rFonts w:eastAsiaTheme="majorEastAsia" w:cstheme="majorBidi"/>
-      <w:color w:val="0F4761" w:themeColor="accent1" w:themeShade="BF"/>
+  <w:style w:type="character" w:customStyle="1" w:styleId="4Char">
+    <w:name w:val="제목 4 Char"/>
+    <w:basedOn w:val="a0"/>
+    <w:link w:val="4"/>
+    <w:uiPriority w:val="9"/>
+    <w:semiHidden/>
+    <w:rsid w:val="00F00DA0"/>
+    <w:rPr>
+      <w:rFonts w:asciiTheme="majorHAnsi" w:eastAsiaTheme="majorEastAsia" w:hAnsiTheme="majorHAnsi" w:cstheme="majorBidi"/>
+      <w:i/>
+      <w:iCs/>
+      <w:color w:val="80340D" w:themeColor="accent2" w:themeShade="80"/>
       <w:sz w:val="28"/>
       <w:szCs w:val="28"/>
     </w:rPr>
   </w:style>
-  <w:style w:type="character" w:customStyle="1" w:styleId="4Char">
-    <w:name w:val="제목 4 Char"/>
-    <w:basedOn w:val="a0"/>
-    <w:link w:val="4"/>
-    <w:uiPriority w:val="9"/>
-    <w:semiHidden/>
-    <w:rsid w:val="00426FC2"/>
-    <w:rPr>
-      <w:rFonts w:eastAsiaTheme="majorEastAsia" w:cstheme="majorBidi"/>
+  <w:style w:type="character" w:customStyle="1" w:styleId="5Char">
+    <w:name w:val="제목 5 Char"/>
+    <w:basedOn w:val="a0"/>
+    <w:link w:val="5"/>
+    <w:uiPriority w:val="9"/>
+    <w:semiHidden/>
+    <w:rsid w:val="00F00DA0"/>
+    <w:rPr>
+      <w:rFonts w:asciiTheme="majorHAnsi" w:eastAsiaTheme="majorEastAsia" w:hAnsiTheme="majorHAnsi" w:cstheme="majorBidi"/>
+      <w:color w:val="BF4E14" w:themeColor="accent2" w:themeShade="BF"/>
+      <w:sz w:val="24"/>
+      <w:szCs w:val="24"/>
+    </w:rPr>
+  </w:style>
+  <w:style w:type="character" w:customStyle="1" w:styleId="6Char">
+    <w:name w:val="제목 6 Char"/>
+    <w:basedOn w:val="a0"/>
+    <w:link w:val="6"/>
+    <w:uiPriority w:val="9"/>
+    <w:semiHidden/>
+    <w:rsid w:val="00F00DA0"/>
+    <w:rPr>
+      <w:rFonts w:asciiTheme="majorHAnsi" w:eastAsiaTheme="majorEastAsia" w:hAnsiTheme="majorHAnsi" w:cstheme="majorBidi"/>
       <w:i/>
       <w:iCs/>
-      <w:color w:val="0F4761" w:themeColor="accent1" w:themeShade="BF"/>
-    </w:rPr>
-  </w:style>
-  <w:style w:type="character" w:customStyle="1" w:styleId="5Char">
-    <w:name w:val="제목 5 Char"/>
-    <w:basedOn w:val="a0"/>
-    <w:link w:val="5"/>
-    <w:uiPriority w:val="9"/>
-    <w:semiHidden/>
-    <w:rsid w:val="00426FC2"/>
-    <w:rPr>
-      <w:rFonts w:eastAsiaTheme="majorEastAsia" w:cstheme="majorBidi"/>
-      <w:color w:val="0F4761" w:themeColor="accent1" w:themeShade="BF"/>
-    </w:rPr>
-  </w:style>
-  <w:style w:type="character" w:customStyle="1" w:styleId="6Char">
-    <w:name w:val="제목 6 Char"/>
-    <w:basedOn w:val="a0"/>
-    <w:link w:val="6"/>
-    <w:uiPriority w:val="9"/>
-    <w:semiHidden/>
-    <w:rsid w:val="00426FC2"/>
-    <w:rPr>
-      <w:rFonts w:eastAsiaTheme="majorEastAsia" w:cstheme="majorBidi"/>
+      <w:color w:val="80340D" w:themeColor="accent2" w:themeShade="80"/>
+      <w:sz w:val="24"/>
+      <w:szCs w:val="24"/>
+    </w:rPr>
+  </w:style>
+  <w:style w:type="character" w:customStyle="1" w:styleId="7Char">
+    <w:name w:val="제목 7 Char"/>
+    <w:basedOn w:val="a0"/>
+    <w:link w:val="7"/>
+    <w:uiPriority w:val="9"/>
+    <w:semiHidden/>
+    <w:rsid w:val="00F00DA0"/>
+    <w:rPr>
+      <w:rFonts w:asciiTheme="majorHAnsi" w:eastAsiaTheme="majorEastAsia" w:hAnsiTheme="majorHAnsi" w:cstheme="majorBidi"/>
+      <w:b/>
+      <w:bCs/>
+      <w:color w:val="80340D" w:themeColor="accent2" w:themeShade="80"/>
+      <w:sz w:val="22"/>
+      <w:szCs w:val="22"/>
+    </w:rPr>
+  </w:style>
+  <w:style w:type="character" w:customStyle="1" w:styleId="8Char">
+    <w:name w:val="제목 8 Char"/>
+    <w:basedOn w:val="a0"/>
+    <w:link w:val="8"/>
+    <w:uiPriority w:val="9"/>
+    <w:semiHidden/>
+    <w:rsid w:val="00F00DA0"/>
+    <w:rPr>
+      <w:rFonts w:asciiTheme="majorHAnsi" w:eastAsiaTheme="majorEastAsia" w:hAnsiTheme="majorHAnsi" w:cstheme="majorBidi"/>
+      <w:color w:val="80340D" w:themeColor="accent2" w:themeShade="80"/>
+      <w:sz w:val="22"/>
+      <w:szCs w:val="22"/>
+    </w:rPr>
+  </w:style>
+  <w:style w:type="character" w:customStyle="1" w:styleId="9Char">
+    <w:name w:val="제목 9 Char"/>
+    <w:basedOn w:val="a0"/>
+    <w:link w:val="9"/>
+    <w:uiPriority w:val="9"/>
+    <w:semiHidden/>
+    <w:rsid w:val="00F00DA0"/>
+    <w:rPr>
+      <w:rFonts w:asciiTheme="majorHAnsi" w:eastAsiaTheme="majorEastAsia" w:hAnsiTheme="majorHAnsi" w:cstheme="majorBidi"/>
       <w:i/>
       <w:iCs/>
-      <w:color w:val="595959" w:themeColor="text1" w:themeTint="A6"/>
-    </w:rPr>
-  </w:style>
-  <w:style w:type="character" w:customStyle="1" w:styleId="7Char">
-    <w:name w:val="제목 7 Char"/>
-    <w:basedOn w:val="a0"/>
-    <w:link w:val="7"/>
-    <w:uiPriority w:val="9"/>
-    <w:semiHidden/>
-    <w:rsid w:val="00426FC2"/>
-    <w:rPr>
-      <w:rFonts w:eastAsiaTheme="majorEastAsia" w:cstheme="majorBidi"/>
-      <w:color w:val="595959" w:themeColor="text1" w:themeTint="A6"/>
-    </w:rPr>
-  </w:style>
-  <w:style w:type="character" w:customStyle="1" w:styleId="8Char">
-    <w:name w:val="제목 8 Char"/>
-    <w:basedOn w:val="a0"/>
-    <w:link w:val="8"/>
-    <w:uiPriority w:val="9"/>
-    <w:semiHidden/>
-    <w:rsid w:val="00426FC2"/>
-    <w:rPr>
-      <w:rFonts w:eastAsiaTheme="majorEastAsia" w:cstheme="majorBidi"/>
-      <w:i/>
-      <w:iCs/>
-      <w:color w:val="272727" w:themeColor="text1" w:themeTint="D8"/>
-    </w:rPr>
-  </w:style>
-  <w:style w:type="character" w:customStyle="1" w:styleId="9Char">
-    <w:name w:val="제목 9 Char"/>
-    <w:basedOn w:val="a0"/>
-    <w:link w:val="9"/>
-    <w:uiPriority w:val="9"/>
-    <w:semiHidden/>
-    <w:rsid w:val="00426FC2"/>
-    <w:rPr>
-      <w:rFonts w:eastAsiaTheme="majorEastAsia" w:cstheme="majorBidi"/>
-      <w:color w:val="272727" w:themeColor="text1" w:themeTint="D8"/>
+      <w:color w:val="80340D" w:themeColor="accent2" w:themeShade="80"/>
+      <w:sz w:val="22"/>
+      <w:szCs w:val="22"/>
     </w:rPr>
   </w:style>
   <w:style w:type="paragraph" w:styleId="a3">
@@ -871,17 +908,16 @@
     <w:link w:val="Char"/>
     <w:uiPriority w:val="10"/>
     <w:qFormat/>
-    <w:rsid w:val="00426FC2"/>
-    <w:pPr>
-      <w:spacing w:after="80" w:line="240" w:lineRule="auto"/>
+    <w:rsid w:val="00F00DA0"/>
+    <w:pPr>
+      <w:spacing w:after="0" w:line="240" w:lineRule="auto"/>
       <w:contextualSpacing/>
     </w:pPr>
     <w:rPr>
       <w:rFonts w:asciiTheme="majorHAnsi" w:eastAsiaTheme="majorEastAsia" w:hAnsiTheme="majorHAnsi" w:cstheme="majorBidi"/>
-      <w:spacing w:val="-10"/>
-      <w:kern w:val="28"/>
-      <w:sz w:val="56"/>
-      <w:szCs w:val="56"/>
+      <w:color w:val="262626" w:themeColor="text1" w:themeTint="D9"/>
+      <w:sz w:val="96"/>
+      <w:szCs w:val="96"/>
     </w:rPr>
   </w:style>
   <w:style w:type="character" w:customStyle="1" w:styleId="Char">
@@ -889,13 +925,12 @@
     <w:basedOn w:val="a0"/>
     <w:link w:val="a3"/>
     <w:uiPriority w:val="10"/>
-    <w:rsid w:val="00426FC2"/>
-    <w:rPr>
-      <w:rFonts w:asciiTheme="majorHAnsi" w:eastAsiaTheme="majorEastAsia" w:hAnsiTheme="majorHAnsi" w:cstheme="majorBidi"/>
-      <w:spacing w:val="-10"/>
-      <w:kern w:val="28"/>
-      <w:sz w:val="56"/>
-      <w:szCs w:val="56"/>
+    <w:rsid w:val="00F00DA0"/>
+    <w:rPr>
+      <w:rFonts w:asciiTheme="majorHAnsi" w:eastAsiaTheme="majorEastAsia" w:hAnsiTheme="majorHAnsi" w:cstheme="majorBidi"/>
+      <w:color w:val="262626" w:themeColor="text1" w:themeTint="D9"/>
+      <w:sz w:val="96"/>
+      <w:szCs w:val="96"/>
     </w:rPr>
   </w:style>
   <w:style w:type="paragraph" w:styleId="a4">
@@ -905,16 +940,17 @@
     <w:link w:val="Char0"/>
     <w:uiPriority w:val="11"/>
     <w:qFormat/>
-    <w:rsid w:val="00426FC2"/>
+    <w:rsid w:val="00F00DA0"/>
     <w:pPr>
       <w:numPr>
         <w:ilvl w:val="1"/>
       </w:numPr>
-    </w:pPr>
-    <w:rPr>
-      <w:rFonts w:eastAsiaTheme="majorEastAsia" w:cstheme="majorBidi"/>
-      <w:color w:val="595959" w:themeColor="text1" w:themeTint="A6"/>
-      <w:spacing w:val="15"/>
+      <w:spacing w:after="240"/>
+    </w:pPr>
+    <w:rPr>
+      <w:caps/>
+      <w:color w:val="404040" w:themeColor="text1" w:themeTint="BF"/>
+      <w:spacing w:val="20"/>
       <w:sz w:val="28"/>
       <w:szCs w:val="28"/>
     </w:rPr>
@@ -924,11 +960,11 @@
     <w:basedOn w:val="a0"/>
     <w:link w:val="a4"/>
     <w:uiPriority w:val="11"/>
-    <w:rsid w:val="00426FC2"/>
-    <w:rPr>
-      <w:rFonts w:eastAsiaTheme="majorEastAsia" w:cstheme="majorBidi"/>
-      <w:color w:val="595959" w:themeColor="text1" w:themeTint="A6"/>
-      <w:spacing w:val="15"/>
+    <w:rsid w:val="00F00DA0"/>
+    <w:rPr>
+      <w:caps/>
+      <w:color w:val="404040" w:themeColor="text1" w:themeTint="BF"/>
+      <w:spacing w:val="20"/>
       <w:sz w:val="28"/>
       <w:szCs w:val="28"/>
     </w:rPr>
@@ -940,50 +976,59 @@
     <w:link w:val="Char1"/>
     <w:uiPriority w:val="29"/>
     <w:qFormat/>
+    <w:rsid w:val="00F00DA0"/>
+    <w:pPr>
+      <w:spacing w:before="160"/>
+      <w:ind w:left="720" w:right="720"/>
+      <w:jc w:val="center"/>
+    </w:pPr>
+    <w:rPr>
+      <w:rFonts w:asciiTheme="majorHAnsi" w:eastAsiaTheme="majorEastAsia" w:hAnsiTheme="majorHAnsi" w:cstheme="majorBidi"/>
+      <w:color w:val="000000" w:themeColor="text1"/>
+      <w:sz w:val="24"/>
+      <w:szCs w:val="24"/>
+    </w:rPr>
+  </w:style>
+  <w:style w:type="character" w:customStyle="1" w:styleId="Char1">
+    <w:name w:val="인용 Char"/>
+    <w:basedOn w:val="a0"/>
+    <w:link w:val="a5"/>
+    <w:uiPriority w:val="29"/>
+    <w:rsid w:val="00F00DA0"/>
+    <w:rPr>
+      <w:rFonts w:asciiTheme="majorHAnsi" w:eastAsiaTheme="majorEastAsia" w:hAnsiTheme="majorHAnsi" w:cstheme="majorBidi"/>
+      <w:color w:val="000000" w:themeColor="text1"/>
+      <w:sz w:val="24"/>
+      <w:szCs w:val="24"/>
+    </w:rPr>
+  </w:style>
+  <w:style w:type="paragraph" w:styleId="a6">
+    <w:name w:val="List Paragraph"/>
+    <w:basedOn w:val="a"/>
+    <w:uiPriority w:val="34"/>
+    <w:qFormat/>
     <w:rsid w:val="00426FC2"/>
     <w:pPr>
-      <w:spacing w:before="160"/>
-      <w:jc w:val="center"/>
-    </w:pPr>
-    <w:rPr>
+      <w:ind w:left="720"/>
+      <w:contextualSpacing/>
+    </w:pPr>
+  </w:style>
+  <w:style w:type="character" w:styleId="a7">
+    <w:name w:val="Intense Emphasis"/>
+    <w:basedOn w:val="a0"/>
+    <w:uiPriority w:val="21"/>
+    <w:qFormat/>
+    <w:rsid w:val="00F00DA0"/>
+    <w:rPr>
+      <w:b/>
+      <w:bCs/>
       <w:i/>
       <w:iCs/>
-      <w:color w:val="404040" w:themeColor="text1" w:themeTint="BF"/>
-    </w:rPr>
-  </w:style>
-  <w:style w:type="character" w:customStyle="1" w:styleId="Char1">
-    <w:name w:val="인용 Char"/>
-    <w:basedOn w:val="a0"/>
-    <w:link w:val="a5"/>
-    <w:uiPriority w:val="29"/>
-    <w:rsid w:val="00426FC2"/>
-    <w:rPr>
-      <w:i/>
-      <w:iCs/>
-      <w:color w:val="404040" w:themeColor="text1" w:themeTint="BF"/>
-    </w:rPr>
-  </w:style>
-  <w:style w:type="paragraph" w:styleId="a6">
-    <w:name w:val="List Paragraph"/>
-    <w:basedOn w:val="a"/>
-    <w:uiPriority w:val="34"/>
-    <w:qFormat/>
-    <w:rsid w:val="00426FC2"/>
-    <w:pPr>
-      <w:ind w:left="720"/>
-      <w:contextualSpacing/>
-    </w:pPr>
-  </w:style>
-  <w:style w:type="character" w:styleId="a7">
-    <w:name w:val="Intense Emphasis"/>
-    <w:basedOn w:val="a0"/>
-    <w:uiPriority w:val="21"/>
-    <w:qFormat/>
-    <w:rsid w:val="00426FC2"/>
-    <w:rPr>
-      <w:i/>
-      <w:iCs/>
-      <w:color w:val="0F4761" w:themeColor="accent1" w:themeShade="BF"/>
+      <w:caps w:val="0"/>
+      <w:smallCaps w:val="0"/>
+      <w:strike w:val="0"/>
+      <w:dstrike w:val="0"/>
+      <w:color w:val="E97132" w:themeColor="accent2"/>
     </w:rPr>
   </w:style>
   <w:style w:type="paragraph" w:styleId="a8">
@@ -993,20 +1038,19 @@
     <w:link w:val="Char2"/>
     <w:uiPriority w:val="30"/>
     <w:qFormat/>
-    <w:rsid w:val="00426FC2"/>
+    <w:rsid w:val="00F00DA0"/>
     <w:pPr>
       <w:pBdr>
-        <w:top w:val="single" w:sz="4" w:space="10" w:color="0F4761" w:themeColor="accent1" w:themeShade="BF"/>
-        <w:bottom w:val="single" w:sz="4" w:space="10" w:color="0F4761" w:themeColor="accent1" w:themeShade="BF"/>
+        <w:top w:val="single" w:sz="24" w:space="4" w:color="E97132" w:themeColor="accent2"/>
       </w:pBdr>
-      <w:spacing w:before="360" w:after="360"/>
-      <w:ind w:left="864" w:right="864"/>
+      <w:spacing w:before="240" w:after="240" w:line="240" w:lineRule="auto"/>
+      <w:ind w:left="936" w:right="936"/>
       <w:jc w:val="center"/>
     </w:pPr>
     <w:rPr>
-      <w:i/>
-      <w:iCs/>
-      <w:color w:val="0F4761" w:themeColor="accent1" w:themeShade="BF"/>
+      <w:rFonts w:asciiTheme="majorHAnsi" w:eastAsiaTheme="majorEastAsia" w:hAnsiTheme="majorHAnsi" w:cstheme="majorBidi"/>
+      <w:sz w:val="24"/>
+      <w:szCs w:val="24"/>
     </w:rPr>
   </w:style>
   <w:style w:type="character" w:customStyle="1" w:styleId="Char2">
@@ -1014,11 +1058,11 @@
     <w:basedOn w:val="a0"/>
     <w:link w:val="a8"/>
     <w:uiPriority w:val="30"/>
-    <w:rsid w:val="00426FC2"/>
-    <w:rPr>
-      <w:i/>
-      <w:iCs/>
-      <w:color w:val="0F4761" w:themeColor="accent1" w:themeShade="BF"/>
+    <w:rsid w:val="00F00DA0"/>
+    <w:rPr>
+      <w:rFonts w:asciiTheme="majorHAnsi" w:eastAsiaTheme="majorEastAsia" w:hAnsiTheme="majorHAnsi" w:cstheme="majorBidi"/>
+      <w:sz w:val="24"/>
+      <w:szCs w:val="24"/>
     </w:rPr>
   </w:style>
   <w:style w:type="character" w:styleId="a9">
@@ -1026,13 +1070,15 @@
     <w:basedOn w:val="a0"/>
     <w:uiPriority w:val="32"/>
     <w:qFormat/>
-    <w:rsid w:val="00426FC2"/>
+    <w:rsid w:val="00F00DA0"/>
     <w:rPr>
       <w:b/>
       <w:bCs/>
+      <w:caps w:val="0"/>
       <w:smallCaps/>
-      <w:color w:val="0F4761" w:themeColor="accent1" w:themeShade="BF"/>
-      <w:spacing w:val="5"/>
+      <w:color w:val="auto"/>
+      <w:spacing w:val="0"/>
+      <w:u w:val="single"/>
     </w:rPr>
   </w:style>
   <w:style w:type="paragraph" w:styleId="aa">
@@ -1078,6 +1124,111 @@
     <w:link w:val="ab"/>
     <w:uiPriority w:val="99"/>
     <w:rsid w:val="00094A4E"/>
+  </w:style>
+  <w:style w:type="paragraph" w:styleId="ac">
+    <w:name w:val="caption"/>
+    <w:basedOn w:val="a"/>
+    <w:next w:val="a"/>
+    <w:uiPriority w:val="35"/>
+    <w:semiHidden/>
+    <w:unhideWhenUsed/>
+    <w:qFormat/>
+    <w:rsid w:val="00F00DA0"/>
+    <w:pPr>
+      <w:spacing w:line="240" w:lineRule="auto"/>
+    </w:pPr>
+    <w:rPr>
+      <w:b/>
+      <w:bCs/>
+      <w:color w:val="404040" w:themeColor="text1" w:themeTint="BF"/>
+      <w:sz w:val="16"/>
+      <w:szCs w:val="16"/>
+    </w:rPr>
+  </w:style>
+  <w:style w:type="character" w:styleId="ad">
+    <w:name w:val="Strong"/>
+    <w:basedOn w:val="a0"/>
+    <w:uiPriority w:val="22"/>
+    <w:qFormat/>
+    <w:rsid w:val="00F00DA0"/>
+    <w:rPr>
+      <w:b/>
+      <w:bCs/>
+    </w:rPr>
+  </w:style>
+  <w:style w:type="character" w:styleId="ae">
+    <w:name w:val="Emphasis"/>
+    <w:basedOn w:val="a0"/>
+    <w:uiPriority w:val="20"/>
+    <w:qFormat/>
+    <w:rsid w:val="00F00DA0"/>
+    <w:rPr>
+      <w:i/>
+      <w:iCs/>
+      <w:color w:val="000000" w:themeColor="text1"/>
+    </w:rPr>
+  </w:style>
+  <w:style w:type="paragraph" w:styleId="af">
+    <w:name w:val="No Spacing"/>
+    <w:uiPriority w:val="1"/>
+    <w:qFormat/>
+    <w:rsid w:val="00F00DA0"/>
+    <w:pPr>
+      <w:spacing w:after="0" w:line="240" w:lineRule="auto"/>
+    </w:pPr>
+  </w:style>
+  <w:style w:type="character" w:styleId="af0">
+    <w:name w:val="Subtle Emphasis"/>
+    <w:basedOn w:val="a0"/>
+    <w:uiPriority w:val="19"/>
+    <w:qFormat/>
+    <w:rsid w:val="00F00DA0"/>
+    <w:rPr>
+      <w:i/>
+      <w:iCs/>
+      <w:color w:val="595959" w:themeColor="text1" w:themeTint="A6"/>
+    </w:rPr>
+  </w:style>
+  <w:style w:type="character" w:styleId="af1">
+    <w:name w:val="Subtle Reference"/>
+    <w:basedOn w:val="a0"/>
+    <w:uiPriority w:val="31"/>
+    <w:qFormat/>
+    <w:rsid w:val="00F00DA0"/>
+    <w:rPr>
+      <w:caps w:val="0"/>
+      <w:smallCaps/>
+      <w:color w:val="404040" w:themeColor="text1" w:themeTint="BF"/>
+      <w:spacing w:val="0"/>
+      <w:u w:val="single" w:color="7F7F7F" w:themeColor="text1" w:themeTint="80"/>
+    </w:rPr>
+  </w:style>
+  <w:style w:type="character" w:styleId="af2">
+    <w:name w:val="Book Title"/>
+    <w:basedOn w:val="a0"/>
+    <w:uiPriority w:val="33"/>
+    <w:qFormat/>
+    <w:rsid w:val="00F00DA0"/>
+    <w:rPr>
+      <w:b/>
+      <w:bCs/>
+      <w:caps w:val="0"/>
+      <w:smallCaps/>
+      <w:spacing w:val="0"/>
+    </w:rPr>
+  </w:style>
+  <w:style w:type="paragraph" w:styleId="TOC">
+    <w:name w:val="TOC Heading"/>
+    <w:basedOn w:val="1"/>
+    <w:next w:val="a"/>
+    <w:uiPriority w:val="39"/>
+    <w:semiHidden/>
+    <w:unhideWhenUsed/>
+    <w:qFormat/>
+    <w:rsid w:val="00F00DA0"/>
+    <w:pPr>
+      <w:outlineLvl w:val="9"/>
+    </w:pPr>
   </w:style>
 </w:styles>
 </file>

--- a/analysis/Anxiety Episodic x SA/summary_anxiety_episodic_sa.docx
+++ b/analysis/Anxiety Episodic x SA/summary_anxiety_episodic_sa.docx
@@ -11,7 +11,879 @@
     </w:p>
     <w:p>
       <w:pPr>
-        <w:rPr>
+        <w:pStyle w:val="1"/>
+        <w:rPr>
+          <w:lang w:eastAsia="zh-CN"/>
+        </w:rPr>
+      </w:pPr>
+      <w:r>
+        <w:rPr>
+          <w:rFonts w:hint="eastAsia"/>
+          <w:lang w:eastAsia="zh-CN"/>
+        </w:rPr>
+        <w:t>总体同质性</w:t>
+      </w:r>
+      <w:r>
+        <w:rPr>
+          <w:rFonts w:hint="eastAsia"/>
+          <w:lang w:eastAsia="zh-CN"/>
+        </w:rPr>
+        <w:t>/</w:t>
+      </w:r>
+      <w:r>
+        <w:rPr>
+          <w:rFonts w:hint="eastAsia"/>
+          <w:lang w:eastAsia="zh-CN"/>
+        </w:rPr>
+        <w:t>异质性评价</w:t>
+      </w:r>
+    </w:p>
+    <w:p>
+      <w:pPr>
+        <w:pStyle w:val="2"/>
+        <w:rPr>
+          <w:lang w:eastAsia="zh-CN"/>
+        </w:rPr>
+      </w:pPr>
+      <w:r>
+        <w:rPr>
+          <w:rFonts w:hint="eastAsia"/>
+          <w:lang w:eastAsia="zh-CN"/>
+        </w:rPr>
+        <w:t>同质</w:t>
+      </w:r>
+    </w:p>
+    <w:p>
+      <w:pPr>
+        <w:rPr>
+          <w:lang w:eastAsia="zh-CN"/>
+        </w:rPr>
+      </w:pPr>
+      <w:r>
+        <w:rPr>
+          <w:rFonts w:hint="eastAsia"/>
+          <w:lang w:eastAsia="zh-CN"/>
+        </w:rPr>
+        <w:t>同质</w:t>
+      </w:r>
+    </w:p>
+    <w:p>
+      <w:pPr>
+        <w:rPr>
+          <w:lang w:eastAsia="zh-CN"/>
+        </w:rPr>
+      </w:pPr>
+      <w:r>
+        <w:rPr>
+          <w:rFonts w:hint="eastAsia"/>
+          <w:lang w:eastAsia="zh-CN"/>
+        </w:rPr>
+        <w:t>原因：</w:t>
+      </w:r>
+      <w:r>
+        <w:rPr>
+          <w:rFonts w:hint="eastAsia"/>
+          <w:lang w:eastAsia="zh-CN"/>
+        </w:rPr>
+        <w:t>1.</w:t>
+      </w:r>
+      <w:r>
+        <w:rPr>
+          <w:rFonts w:hint="eastAsia"/>
+          <w:lang w:eastAsia="zh-CN"/>
+        </w:rPr>
+        <w:t>有共同的话语动作，享有共同的话语资源和主题位置；</w:t>
+      </w:r>
+      <w:r>
+        <w:rPr>
+          <w:rFonts w:hint="eastAsia"/>
+          <w:lang w:eastAsia="zh-CN"/>
+        </w:rPr>
+        <w:t xml:space="preserve"> 2. </w:t>
+      </w:r>
+      <w:r>
+        <w:rPr>
+          <w:rFonts w:hint="eastAsia"/>
+          <w:lang w:eastAsia="zh-CN"/>
+        </w:rPr>
+        <w:t>共同的叙事</w:t>
+      </w:r>
+    </w:p>
+    <w:p>
+      <w:pPr>
+        <w:pStyle w:val="2"/>
+        <w:rPr>
+          <w:lang w:eastAsia="zh-CN"/>
+        </w:rPr>
+      </w:pPr>
+      <w:r>
+        <w:rPr>
+          <w:rFonts w:hint="eastAsia"/>
+          <w:lang w:eastAsia="zh-CN"/>
+        </w:rPr>
+        <w:t>是否区别于其他社区</w:t>
+      </w:r>
+    </w:p>
+    <w:p>
+      <w:pPr>
+        <w:rPr>
+          <w:lang w:eastAsia="zh-CN"/>
+        </w:rPr>
+      </w:pPr>
+      <w:r>
+        <w:rPr>
+          <w:b/>
+          <w:bCs/>
+          <w:lang w:eastAsia="zh-CN"/>
+        </w:rPr>
+        <w:t>是。</w:t>
+      </w:r>
+      <w:r>
+        <w:rPr>
+          <w:lang w:eastAsia="zh-CN"/>
+        </w:rPr>
+        <w:t xml:space="preserve"> </w:t>
+      </w:r>
+      <w:r>
+        <w:rPr>
+          <w:lang w:eastAsia="zh-CN"/>
+        </w:rPr>
+        <w:t>健康焦虑驱动的信息搜索链叙事几乎只出现在</w:t>
+      </w:r>
+      <w:r>
+        <w:rPr>
+          <w:lang w:eastAsia="zh-CN"/>
+        </w:rPr>
+        <w:t xml:space="preserve"> r/Anxiety</w:t>
+      </w:r>
+      <w:r>
+        <w:rPr>
+          <w:lang w:eastAsia="zh-CN"/>
+        </w:rPr>
+        <w:t>（及少量</w:t>
+      </w:r>
+      <w:r>
+        <w:rPr>
+          <w:lang w:eastAsia="zh-CN"/>
+        </w:rPr>
+        <w:t xml:space="preserve"> r/</w:t>
+      </w:r>
+      <w:proofErr w:type="spellStart"/>
+      <w:r>
+        <w:rPr>
+          <w:lang w:eastAsia="zh-CN"/>
+        </w:rPr>
+        <w:t>mentalhealth</w:t>
+      </w:r>
+      <w:proofErr w:type="spellEnd"/>
+      <w:r>
+        <w:rPr>
+          <w:lang w:eastAsia="zh-CN"/>
+        </w:rPr>
+        <w:t>），在</w:t>
+      </w:r>
+      <w:r>
+        <w:rPr>
+          <w:lang w:eastAsia="zh-CN"/>
+        </w:rPr>
+        <w:t xml:space="preserve"> r/depression</w:t>
+      </w:r>
+      <w:r>
+        <w:rPr>
+          <w:lang w:eastAsia="zh-CN"/>
+        </w:rPr>
+        <w:t>、</w:t>
+      </w:r>
+      <w:r>
+        <w:rPr>
+          <w:lang w:eastAsia="zh-CN"/>
+        </w:rPr>
+        <w:t>r/therapy</w:t>
+      </w:r>
+      <w:r>
+        <w:rPr>
+          <w:lang w:eastAsia="zh-CN"/>
+        </w:rPr>
+        <w:t>、</w:t>
+      </w:r>
+      <w:r>
+        <w:rPr>
+          <w:lang w:eastAsia="zh-CN"/>
+        </w:rPr>
+        <w:t>r/</w:t>
+      </w:r>
+      <w:proofErr w:type="spellStart"/>
+      <w:r>
+        <w:rPr>
+          <w:lang w:eastAsia="zh-CN"/>
+        </w:rPr>
+        <w:t>therapyGPT</w:t>
+      </w:r>
+      <w:proofErr w:type="spellEnd"/>
+      <w:r>
+        <w:rPr>
+          <w:lang w:eastAsia="zh-CN"/>
+        </w:rPr>
+        <w:t xml:space="preserve"> </w:t>
+      </w:r>
+      <w:r>
+        <w:rPr>
+          <w:lang w:eastAsia="zh-CN"/>
+        </w:rPr>
+        <w:t>中未见</w:t>
+      </w:r>
+    </w:p>
+    <w:p>
+      <w:pPr>
+        <w:pStyle w:val="2"/>
+        <w:rPr>
+          <w:lang w:eastAsia="zh-CN"/>
+        </w:rPr>
+      </w:pPr>
+      <w:r>
+        <w:rPr>
+          <w:rFonts w:hint="eastAsia"/>
+          <w:lang w:eastAsia="zh-CN"/>
+        </w:rPr>
+        <w:t>是否通过</w:t>
+      </w:r>
+      <w:r>
+        <w:rPr>
+          <w:rFonts w:hint="eastAsia"/>
+          <w:lang w:eastAsia="zh-CN"/>
+        </w:rPr>
+        <w:t>sampling</w:t>
+      </w:r>
+      <w:r>
+        <w:rPr>
+          <w:rFonts w:hint="eastAsia"/>
+          <w:lang w:eastAsia="zh-CN"/>
+        </w:rPr>
+        <w:t>审查</w:t>
+      </w:r>
+    </w:p>
+    <w:p>
+      <w:pPr>
+        <w:rPr>
+          <w:rFonts w:hint="eastAsia"/>
+          <w:lang w:eastAsia="zh-CN"/>
+        </w:rPr>
+      </w:pPr>
+      <w:r>
+        <w:rPr>
+          <w:lang w:eastAsia="zh-CN"/>
+        </w:rPr>
+        <w:t>通过。单元内部的话语动作和叙事结构具有明显聚合性；内部差异主要围绕</w:t>
+      </w:r>
+      <w:r>
+        <w:rPr>
+          <w:lang w:eastAsia="zh-CN"/>
+        </w:rPr>
+        <w:t xml:space="preserve"> ChatGPT </w:t>
+      </w:r>
+      <w:r>
+        <w:rPr>
+          <w:lang w:eastAsia="zh-CN"/>
+        </w:rPr>
+        <w:t>在同一搜索链中的不同认识位置展开，而不是各帖各自漂移。该组合因此能够捕捉到稳定的话语变异</w:t>
+      </w:r>
+      <w:r>
+        <w:rPr>
+          <w:rFonts w:hint="eastAsia"/>
+          <w:lang w:eastAsia="zh-CN"/>
+        </w:rPr>
+        <w:t>，明显区别于其他组合</w:t>
+      </w:r>
+    </w:p>
+    <w:p>
+      <w:pPr>
+        <w:pStyle w:val="1"/>
+        <w:rPr>
+          <w:lang w:eastAsia="zh-CN"/>
+        </w:rPr>
+      </w:pPr>
+      <w:r>
+        <w:rPr>
+          <w:rFonts w:hint="eastAsia"/>
+          <w:lang w:eastAsia="zh-CN"/>
+        </w:rPr>
+        <w:t>三个帖子的共性</w:t>
+      </w:r>
+    </w:p>
+    <w:p>
+      <w:pPr>
+        <w:pStyle w:val="2"/>
+        <w:rPr>
+          <w:lang w:eastAsia="zh-CN"/>
+        </w:rPr>
+      </w:pPr>
+      <w:r>
+        <w:rPr>
+          <w:rFonts w:hint="eastAsia"/>
+          <w:lang w:eastAsia="zh-CN"/>
+        </w:rPr>
+        <w:t xml:space="preserve">1. </w:t>
+      </w:r>
+      <w:r>
+        <w:rPr>
+          <w:lang w:eastAsia="zh-CN"/>
+        </w:rPr>
+        <w:t>责任归属的系统性分配：焦虑是施动者，帖主是信息行动者</w:t>
+      </w:r>
+    </w:p>
+    <w:p>
+      <w:pPr>
+        <w:rPr>
+          <w:lang w:eastAsia="zh-CN"/>
+        </w:rPr>
+      </w:pPr>
+      <w:r>
+        <w:rPr>
+          <w:lang w:eastAsia="zh-CN"/>
+        </w:rPr>
+        <w:t>四帖共享一个一致的</w:t>
+      </w:r>
+      <w:r>
+        <w:rPr>
+          <w:lang w:eastAsia="zh-CN"/>
+        </w:rPr>
+        <w:t xml:space="preserve"> agent-subject </w:t>
+      </w:r>
+      <w:r>
+        <w:rPr>
+          <w:lang w:eastAsia="zh-CN"/>
+        </w:rPr>
+        <w:t>结构：</w:t>
+      </w:r>
+    </w:p>
+    <w:p>
+      <w:pPr>
+        <w:numPr>
+          <w:ilvl w:val="0"/>
+          <w:numId w:val="6"/>
+        </w:numPr>
+        <w:rPr>
+          <w:lang w:eastAsia="zh-CN"/>
+        </w:rPr>
+      </w:pPr>
+      <w:r>
+        <w:rPr>
+          <w:lang w:eastAsia="zh-CN"/>
+        </w:rPr>
+        <w:t>焦虑和身体反应被构造为会反复侵入、难以自主控制的力量</w:t>
+      </w:r>
+      <w:r>
+        <w:rPr>
+          <w:lang w:eastAsia="zh-CN"/>
+        </w:rPr>
+        <w:t>——</w:t>
+      </w:r>
+      <w:r>
+        <w:rPr>
+          <w:lang w:eastAsia="zh-CN"/>
+        </w:rPr>
+        <w:t>语法主语是焦虑</w:t>
+      </w:r>
+      <w:r>
+        <w:rPr>
+          <w:lang w:eastAsia="zh-CN"/>
+        </w:rPr>
+        <w:t>/</w:t>
+      </w:r>
+      <w:r>
+        <w:rPr>
+          <w:lang w:eastAsia="zh-CN"/>
+        </w:rPr>
+        <w:t>身体部位</w:t>
+      </w:r>
+      <w:r>
+        <w:rPr>
+          <w:lang w:eastAsia="zh-CN"/>
+        </w:rPr>
+        <w:t>/</w:t>
+      </w:r>
+      <w:proofErr w:type="gramStart"/>
+      <w:r>
+        <w:rPr>
+          <w:lang w:eastAsia="zh-CN"/>
+        </w:rPr>
+        <w:t>症状帖主是</w:t>
+      </w:r>
+      <w:proofErr w:type="gramEnd"/>
+      <w:r>
+        <w:rPr>
+          <w:lang w:eastAsia="zh-CN"/>
+        </w:rPr>
+        <w:t>承受者</w:t>
+      </w:r>
+    </w:p>
+    <w:p>
+      <w:pPr>
+        <w:numPr>
+          <w:ilvl w:val="0"/>
+          <w:numId w:val="6"/>
+        </w:numPr>
+        <w:rPr>
+          <w:lang w:eastAsia="zh-CN"/>
+        </w:rPr>
+      </w:pPr>
+      <w:proofErr w:type="gramStart"/>
+      <w:r>
+        <w:rPr>
+          <w:lang w:eastAsia="zh-CN"/>
+        </w:rPr>
+        <w:t>帖主唯一</w:t>
+      </w:r>
+      <w:proofErr w:type="gramEnd"/>
+      <w:r>
+        <w:rPr>
+          <w:lang w:eastAsia="zh-CN"/>
+        </w:rPr>
+        <w:t>的施动全部落在</w:t>
+      </w:r>
+      <w:r>
+        <w:rPr>
+          <w:lang w:eastAsia="zh-CN"/>
+        </w:rPr>
+        <w:t>"</w:t>
+      </w:r>
+      <w:r>
+        <w:rPr>
+          <w:lang w:eastAsia="zh-CN"/>
+        </w:rPr>
+        <w:t>寻找信息</w:t>
+      </w:r>
+      <w:r>
+        <w:rPr>
+          <w:lang w:eastAsia="zh-CN"/>
+        </w:rPr>
+        <w:t>"</w:t>
+      </w:r>
+      <w:r>
+        <w:rPr>
+          <w:lang w:eastAsia="zh-CN"/>
+        </w:rPr>
+        <w:t>这一类动作上</w:t>
+      </w:r>
+    </w:p>
+    <w:p>
+      <w:pPr>
+        <w:numPr>
+          <w:ilvl w:val="0"/>
+          <w:numId w:val="6"/>
+        </w:numPr>
+        <w:rPr>
+          <w:lang w:eastAsia="zh-CN"/>
+        </w:rPr>
+      </w:pPr>
+      <w:r>
+        <w:rPr>
+          <w:lang w:eastAsia="zh-CN"/>
+        </w:rPr>
+        <w:t>好的状态短暂且被打断，坏的状态猝不及防且持久</w:t>
+      </w:r>
+      <w:r>
+        <w:rPr>
+          <w:lang w:eastAsia="zh-CN"/>
+        </w:rPr>
+        <w:t>——</w:t>
+      </w:r>
+      <w:r>
+        <w:rPr>
+          <w:lang w:eastAsia="zh-CN"/>
+        </w:rPr>
+        <w:t>四</w:t>
+      </w:r>
+      <w:proofErr w:type="gramStart"/>
+      <w:r>
+        <w:rPr>
+          <w:lang w:eastAsia="zh-CN"/>
+        </w:rPr>
+        <w:t>帖全部</w:t>
+      </w:r>
+      <w:proofErr w:type="gramEnd"/>
+      <w:r>
+        <w:rPr>
+          <w:lang w:eastAsia="zh-CN"/>
+        </w:rPr>
+        <w:t>复现这个时间结构</w:t>
+      </w:r>
+    </w:p>
+    <w:p>
+      <w:pPr>
+        <w:rPr>
+          <w:lang w:eastAsia="zh-CN"/>
+        </w:rPr>
+      </w:pPr>
+    </w:p>
+    <w:p>
+      <w:pPr>
+        <w:pStyle w:val="2"/>
+        <w:rPr>
+          <w:rFonts w:hint="eastAsia"/>
+          <w:lang w:eastAsia="zh-CN"/>
+        </w:rPr>
+      </w:pPr>
+      <w:r>
+        <w:rPr>
+          <w:rFonts w:hint="eastAsia"/>
+          <w:lang w:eastAsia="zh-CN"/>
+        </w:rPr>
+        <w:t xml:space="preserve">2. </w:t>
+      </w:r>
+      <w:r>
+        <w:rPr>
+          <w:lang w:eastAsia="zh-CN"/>
+        </w:rPr>
+        <w:t xml:space="preserve">ChatGPT </w:t>
+      </w:r>
+      <w:r>
+        <w:rPr>
+          <w:lang w:eastAsia="zh-CN"/>
+        </w:rPr>
+        <w:t>被纳入一条已有的信息搜索链，但位置不固定</w:t>
+      </w:r>
+    </w:p>
+    <w:p>
+      <w:pPr>
+        <w:rPr>
+          <w:lang w:eastAsia="zh-CN"/>
+        </w:rPr>
+      </w:pPr>
+      <w:r>
+        <w:rPr>
+          <w:lang w:eastAsia="zh-CN"/>
+        </w:rPr>
+        <w:t>四帖中</w:t>
+      </w:r>
+      <w:r>
+        <w:rPr>
+          <w:lang w:eastAsia="zh-CN"/>
+        </w:rPr>
+        <w:t xml:space="preserve"> ChatGPT </w:t>
+      </w:r>
+      <w:r>
+        <w:rPr>
+          <w:lang w:eastAsia="zh-CN"/>
+        </w:rPr>
+        <w:t>都不是唯一的信息来源，而是被嵌入一条包括</w:t>
+      </w:r>
+      <w:r>
+        <w:rPr>
+          <w:lang w:eastAsia="zh-CN"/>
+        </w:rPr>
+        <w:t xml:space="preserve"> Google</w:t>
+      </w:r>
+      <w:r>
+        <w:rPr>
+          <w:lang w:eastAsia="zh-CN"/>
+        </w:rPr>
+        <w:t>、医学视频、真人医生在内的搜索序列中。但</w:t>
+      </w:r>
+      <w:r>
+        <w:rPr>
+          <w:lang w:eastAsia="zh-CN"/>
+        </w:rPr>
+        <w:t xml:space="preserve"> ChatGPT </w:t>
+      </w:r>
+      <w:r>
+        <w:rPr>
+          <w:lang w:eastAsia="zh-CN"/>
+        </w:rPr>
+        <w:t>在这条链上的认识位置在四</w:t>
+      </w:r>
+      <w:proofErr w:type="gramStart"/>
+      <w:r>
+        <w:rPr>
+          <w:lang w:eastAsia="zh-CN"/>
+        </w:rPr>
+        <w:t>帖之间</w:t>
+      </w:r>
+      <w:proofErr w:type="gramEnd"/>
+      <w:r>
+        <w:rPr>
+          <w:lang w:eastAsia="zh-CN"/>
+        </w:rPr>
+        <w:t>变化：</w:t>
+      </w:r>
+    </w:p>
+    <w:p>
+      <w:pPr>
+        <w:numPr>
+          <w:ilvl w:val="0"/>
+          <w:numId w:val="7"/>
+        </w:numPr>
+        <w:rPr>
+          <w:lang w:eastAsia="zh-CN"/>
+        </w:rPr>
+      </w:pPr>
+      <w:r>
+        <w:rPr>
+          <w:lang w:eastAsia="zh-CN"/>
+        </w:rPr>
+        <w:t>作为需要额外交代使用动机的非标准求助对象</w:t>
+      </w:r>
+      <w:r>
+        <w:rPr>
+          <w:rFonts w:hint="eastAsia"/>
+          <w:lang w:eastAsia="zh-CN"/>
+        </w:rPr>
+        <w:t>（</w:t>
+      </w:r>
+      <w:r>
+        <w:rPr>
+          <w:lang w:eastAsia="zh-CN"/>
+        </w:rPr>
+        <w:t>第一帖）</w:t>
+      </w:r>
+    </w:p>
+    <w:p>
+      <w:pPr>
+        <w:numPr>
+          <w:ilvl w:val="0"/>
+          <w:numId w:val="7"/>
+        </w:numPr>
+        <w:rPr>
+          <w:lang w:eastAsia="zh-CN"/>
+        </w:rPr>
+      </w:pPr>
+      <w:r>
+        <w:rPr>
+          <w:lang w:eastAsia="zh-CN"/>
+        </w:rPr>
+        <w:t>作为偶然引入新恐惧名称的媒介（第三帖）</w:t>
+      </w:r>
+    </w:p>
+    <w:p>
+      <w:pPr>
+        <w:numPr>
+          <w:ilvl w:val="0"/>
+          <w:numId w:val="7"/>
+        </w:numPr>
+        <w:rPr>
+          <w:lang w:eastAsia="zh-CN"/>
+        </w:rPr>
+      </w:pPr>
+      <w:r>
+        <w:rPr>
+          <w:lang w:eastAsia="zh-CN"/>
+        </w:rPr>
+        <w:t>作为被并入医生权威的共识来源（第四帖）</w:t>
+      </w:r>
+    </w:p>
+    <w:p>
+      <w:pPr>
+        <w:numPr>
+          <w:ilvl w:val="0"/>
+          <w:numId w:val="7"/>
+        </w:numPr>
+        <w:rPr>
+          <w:lang w:eastAsia="zh-CN"/>
+        </w:rPr>
+      </w:pPr>
+      <w:r>
+        <w:rPr>
+          <w:lang w:eastAsia="zh-CN"/>
+        </w:rPr>
+        <w:lastRenderedPageBreak/>
+        <w:t>作为提供一个可能性但被保留对待的意见（第二帖）</w:t>
+      </w:r>
+    </w:p>
+    <w:p>
+      <w:pPr>
+        <w:pStyle w:val="2"/>
+        <w:rPr>
+          <w:lang w:eastAsia="zh-CN"/>
+        </w:rPr>
+      </w:pPr>
+      <w:r>
+        <w:rPr>
+          <w:rFonts w:hint="eastAsia"/>
+          <w:lang w:eastAsia="zh-CN"/>
+        </w:rPr>
+        <w:t xml:space="preserve">3. </w:t>
+      </w:r>
+      <w:r>
+        <w:rPr>
+          <w:lang w:eastAsia="zh-CN"/>
+        </w:rPr>
+        <w:t>对处理问题承担行动责任，但不承担制造焦虑和症状的因果责任</w:t>
+      </w:r>
+    </w:p>
+    <w:p>
+      <w:pPr>
+        <w:rPr>
+          <w:rFonts w:hint="eastAsia"/>
+          <w:lang w:eastAsia="zh-CN"/>
+        </w:rPr>
+      </w:pPr>
+      <w:r>
+        <w:rPr>
+          <w:lang w:eastAsia="zh-CN"/>
+        </w:rPr>
+        <w:t>认的错是接触行为，不是制造恐惧</w:t>
+      </w:r>
+    </w:p>
+    <w:p>
+      <w:pPr>
+        <w:pStyle w:val="1"/>
+        <w:rPr>
+          <w:lang w:eastAsia="zh-CN"/>
+        </w:rPr>
+      </w:pPr>
+      <w:r>
+        <w:rPr>
+          <w:rFonts w:hint="eastAsia"/>
+          <w:lang w:eastAsia="zh-CN"/>
+        </w:rPr>
+        <w:t>话语资源</w:t>
+      </w:r>
+    </w:p>
+    <w:p>
+      <w:pPr>
+        <w:rPr>
+          <w:rStyle w:val="a7"/>
+          <w:lang w:eastAsia="zh-CN"/>
+        </w:rPr>
+      </w:pPr>
+      <w:r>
+        <w:rPr>
+          <w:rFonts w:hint="eastAsia"/>
+          <w:lang w:eastAsia="zh-CN"/>
+        </w:rPr>
+        <w:t xml:space="preserve">1. </w:t>
+      </w:r>
+      <w:proofErr w:type="spellStart"/>
+      <w:r>
+        <w:rPr>
+          <w:rStyle w:val="a7"/>
+          <w:rFonts w:hint="eastAsia"/>
+        </w:rPr>
+        <w:t>合格的求助者</w:t>
+      </w:r>
+      <w:proofErr w:type="spellEnd"/>
+      <w:r>
+        <w:rPr>
+          <w:rStyle w:val="a7"/>
+          <w:rFonts w:hint="eastAsia"/>
+          <w:lang w:eastAsia="zh-CN"/>
+        </w:rPr>
+        <w:t>(</w:t>
+      </w:r>
+      <w:r>
+        <w:rPr>
+          <w:rStyle w:val="a7"/>
+          <w:lang w:eastAsia="zh-CN"/>
+        </w:rPr>
+        <w:t>一个理性的人应该能停止已知有害的行为</w:t>
+      </w:r>
+      <w:r>
+        <w:rPr>
+          <w:rStyle w:val="a7"/>
+          <w:rFonts w:hint="eastAsia"/>
+          <w:lang w:eastAsia="zh-CN"/>
+        </w:rPr>
+        <w:t>，你的困难不应该是你自己造成；跟自由主义定义的自主有关</w:t>
+      </w:r>
+      <w:r>
+        <w:rPr>
+          <w:rStyle w:val="a7"/>
+          <w:rFonts w:hint="eastAsia"/>
+          <w:lang w:eastAsia="zh-CN"/>
+        </w:rPr>
+        <w:t>)</w:t>
+      </w:r>
+    </w:p>
+    <w:p>
+      <w:pPr>
+        <w:rPr>
+          <w:lang w:eastAsia="zh-CN"/>
+        </w:rPr>
+      </w:pPr>
+      <w:r>
+        <w:rPr>
+          <w:rFonts w:hint="eastAsia"/>
+          <w:lang w:eastAsia="zh-CN"/>
+        </w:rPr>
+        <w:t xml:space="preserve">2. </w:t>
+      </w:r>
+      <w:r>
+        <w:rPr>
+          <w:rStyle w:val="a7"/>
+          <w:lang w:eastAsia="zh-CN"/>
+        </w:rPr>
+        <w:t>个人应该</w:t>
+      </w:r>
+      <w:r>
+        <w:rPr>
+          <w:rStyle w:val="a7"/>
+          <w:rFonts w:hint="eastAsia"/>
+          <w:lang w:eastAsia="zh-CN"/>
+        </w:rPr>
+        <w:t>通过正常渠道</w:t>
+      </w:r>
+      <w:r>
+        <w:rPr>
+          <w:rStyle w:val="a7"/>
+          <w:lang w:eastAsia="zh-CN"/>
+        </w:rPr>
+        <w:t>对自己的健康负责</w:t>
+      </w:r>
+    </w:p>
+    <w:p>
+      <w:pPr>
+        <w:rPr>
+          <w:rStyle w:val="a7"/>
+          <w:lang w:eastAsia="zh-CN"/>
+        </w:rPr>
+      </w:pPr>
+      <w:r>
+        <w:rPr>
+          <w:rFonts w:hint="eastAsia"/>
+          <w:lang w:eastAsia="zh-CN"/>
+        </w:rPr>
+        <w:t xml:space="preserve">3. </w:t>
+      </w:r>
+      <w:r>
+        <w:rPr>
+          <w:rStyle w:val="a7"/>
+          <w:rFonts w:hint="eastAsia"/>
+          <w:lang w:eastAsia="zh-CN"/>
+        </w:rPr>
+        <w:t>痛苦需要资格认证</w:t>
+      </w:r>
+    </w:p>
+    <w:p>
+      <w:pPr>
+        <w:rPr>
+          <w:rStyle w:val="a7"/>
+          <w:rFonts w:hint="eastAsia"/>
+          <w:b w:val="0"/>
+          <w:bCs w:val="0"/>
+          <w:i w:val="0"/>
+          <w:iCs w:val="0"/>
+          <w:lang w:eastAsia="zh-CN"/>
+        </w:rPr>
+      </w:pPr>
+    </w:p>
+    <w:p>
+      <w:pPr>
+        <w:rPr>
+          <w:lang w:eastAsia="zh-CN"/>
+        </w:rPr>
+      </w:pPr>
+      <w:r>
+        <w:rPr>
+          <w:rFonts w:hint="eastAsia"/>
+          <w:lang w:eastAsia="zh-CN"/>
+        </w:rPr>
+        <w:t>处理：</w:t>
+      </w:r>
+    </w:p>
+    <w:p>
+      <w:pPr>
+        <w:rPr>
+          <w:rFonts w:hint="eastAsia"/>
           <w:lang w:eastAsia="zh-CN"/>
         </w:rPr>
       </w:pPr>
@@ -36,34 +908,150 @@
     </w:p>
     <w:p>
       <w:pPr>
-        <w:rPr>
-          <w:lang w:eastAsia="zh-CN"/>
-        </w:rPr>
-      </w:pPr>
-      <w:r>
-        <w:rPr>
-          <w:lang w:eastAsia="zh-CN"/>
-        </w:rPr>
-        <w:t>ChatGPT</w:t>
-      </w:r>
-      <w:r>
-        <w:rPr>
-          <w:lang w:eastAsia="zh-CN"/>
-        </w:rPr>
-        <w:t>被纳入这一搜索链，但它的位置不稳定：有时是需要额外交代使用动机的非标准求助对象，有时又被并入医生等权威来源，有时则成为引入新恐惧名称的偶然媒介。由此，帖子一方面为反复搜索和求证辩护，另一方面在作者、焦虑、身体与</w:t>
-      </w:r>
-      <w:r>
-        <w:rPr>
-          <w:lang w:eastAsia="zh-CN"/>
-        </w:rPr>
-        <w:t>AI</w:t>
-      </w:r>
-      <w:r>
-        <w:rPr>
-          <w:lang w:eastAsia="zh-CN"/>
-        </w:rPr>
-        <w:t>之间重新分配对恐惧升级的责任。</w:t>
-      </w:r>
+        <w:pStyle w:val="1"/>
+        <w:rPr>
+          <w:lang w:eastAsia="zh-CN"/>
+        </w:rPr>
+      </w:pPr>
+      <w:r>
+        <w:rPr>
+          <w:rFonts w:hint="eastAsia"/>
+          <w:lang w:eastAsia="zh-CN"/>
+        </w:rPr>
+        <w:t>主体位置</w:t>
+      </w:r>
+    </w:p>
+    <w:p>
+      <w:pPr>
+        <w:rPr>
+          <w:lang w:eastAsia="zh-CN"/>
+        </w:rPr>
+      </w:pPr>
+      <w:r>
+        <w:rPr>
+          <w:b/>
+          <w:bCs/>
+          <w:lang w:eastAsia="zh-CN"/>
+        </w:rPr>
+        <w:t xml:space="preserve">1. </w:t>
+      </w:r>
+      <w:r>
+        <w:rPr>
+          <w:b/>
+          <w:bCs/>
+          <w:lang w:eastAsia="zh-CN"/>
+        </w:rPr>
+        <w:t>被焦虑入侵的信息行动者</w:t>
+      </w:r>
+    </w:p>
+    <w:p>
+      <w:pPr>
+        <w:rPr>
+          <w:lang w:eastAsia="zh-CN"/>
+        </w:rPr>
+      </w:pPr>
+      <w:r>
+        <w:rPr>
+          <w:lang w:eastAsia="zh-CN"/>
+        </w:rPr>
+        <w:t>在焦虑侵袭面前是被动的承受者，但在信息搜索维度上是主动的施动者</w:t>
+      </w:r>
+    </w:p>
+    <w:p>
+      <w:pPr>
+        <w:rPr>
+          <w:lang w:eastAsia="zh-CN"/>
+        </w:rPr>
+      </w:pPr>
+      <w:r>
+        <w:rPr>
+          <w:b/>
+          <w:bCs/>
+          <w:lang w:eastAsia="zh-CN"/>
+        </w:rPr>
+        <w:t>在</w:t>
+      </w:r>
+      <w:r>
+        <w:rPr>
+          <w:b/>
+          <w:bCs/>
+          <w:lang w:eastAsia="zh-CN"/>
+        </w:rPr>
+        <w:t>"</w:t>
+      </w:r>
+      <w:r>
+        <w:rPr>
+          <w:b/>
+          <w:bCs/>
+          <w:lang w:eastAsia="zh-CN"/>
+        </w:rPr>
+        <w:t>我无法控制焦虑</w:t>
+      </w:r>
+      <w:r>
+        <w:rPr>
+          <w:b/>
+          <w:bCs/>
+          <w:lang w:eastAsia="zh-CN"/>
+        </w:rPr>
+        <w:t>"</w:t>
+      </w:r>
+      <w:r>
+        <w:rPr>
+          <w:b/>
+          <w:bCs/>
+          <w:lang w:eastAsia="zh-CN"/>
+        </w:rPr>
+        <w:t>和</w:t>
+      </w:r>
+      <w:r>
+        <w:rPr>
+          <w:b/>
+          <w:bCs/>
+          <w:lang w:eastAsia="zh-CN"/>
+        </w:rPr>
+        <w:t>"</w:t>
+      </w:r>
+      <w:r>
+        <w:rPr>
+          <w:b/>
+          <w:bCs/>
+          <w:lang w:eastAsia="zh-CN"/>
+        </w:rPr>
+        <w:t>我一直</w:t>
+      </w:r>
+      <w:r>
+        <w:rPr>
+          <w:rFonts w:hint="eastAsia"/>
+          <w:b/>
+          <w:bCs/>
+          <w:lang w:eastAsia="zh-CN"/>
+        </w:rPr>
+        <w:t>在做加重症状的事情</w:t>
+      </w:r>
+      <w:r>
+        <w:rPr>
+          <w:b/>
+          <w:bCs/>
+          <w:lang w:eastAsia="zh-CN"/>
+        </w:rPr>
+        <w:t>"</w:t>
+      </w:r>
+      <w:r>
+        <w:rPr>
+          <w:b/>
+          <w:bCs/>
+          <w:lang w:eastAsia="zh-CN"/>
+        </w:rPr>
+        <w:t>之间维持平衡</w:t>
+      </w:r>
+    </w:p>
+    <w:p>
+      <w:pPr>
+        <w:rPr>
+          <w:rFonts w:hint="eastAsia"/>
+          <w:lang w:eastAsia="zh-CN"/>
+        </w:rPr>
+      </w:pPr>
     </w:p>
     <w:sectPr>
       <w:pgSz w:w="12240" w:h="15840"/>
@@ -123,6 +1111,1003 @@
     </w:p>
   </w:footnote>
 </w:footnotes>
+</file>
+
+<file path=word/numbering.xml><?xml version="1.0" encoding="utf-8"?>
+<w:numbering xmlns:wpc="http://schemas.microsoft.com/office/word/2010/wordprocessingCanvas" xmlns:cx="http://schemas.microsoft.com/office/drawing/2014/chartex" xmlns:cx1="http://schemas.microsoft.com/office/drawing/2015/9/8/chartex" xmlns:cx2="http://schemas.microsoft.com/office/drawing/2015/10/21/chartex" xmlns:cx3="http://schemas.microsoft.com/office/drawing/2016/5/9/chartex" xmlns:cx4="http://schemas.microsoft.com/office/drawing/2016/5/10/chartex" xmlns:cx5="http://schemas.microsoft.com/office/drawing/2016/5/11/chartex" xmlns:cx6="http://schemas.microsoft.com/office/drawing/2016/5/12/chartex" xmlns:cx7="http://schemas.microsoft.com/office/drawing/2016/5/13/chartex" xmlns:cx8="http://schemas.microsoft.com/office/drawing/2016/5/14/chartex" xmlns:mc="http://schemas.openxmlformats.org/markup-compatibility/2006" xmlns:aink="http://schemas.microsoft.com/office/drawing/2016/ink" xmlns:am3d="http://schemas.microsoft.com/office/drawing/2017/model3d" xmlns:o="urn:schemas-microsoft-com:office:office" xmlns:oel="http://schemas.microsoft.com/office/2019/extlst" xmlns:r="http://schemas.openxmlformats.org/officeDocument/2006/relationships" xmlns:m="http://schemas.openxmlformats.org/officeDocument/2006/math" xmlns:v="urn:schemas-microsoft-com:vml" xmlns:wp14="http://schemas.microsoft.com/office/word/2010/wordprocessingDrawing" xmlns:wp="http://schemas.openxmlformats.org/drawingml/2006/wordprocessingDrawing" xmlns:w10="urn:schemas-microsoft-com:office:word" xmlns:w="http://schemas.openxmlformats.org/wordprocessingml/2006/main" xmlns:w14="http://schemas.microsoft.com/office/word/2010/wordml" xmlns:w15="http://schemas.microsoft.com/office/word/2012/wordml" xmlns:w16cex="http://schemas.microsoft.com/office/word/2018/wordml/cex" xmlns:w16cid="http://schemas.microsoft.com/office/word/2016/wordml/cid" xmlns:w16="http://schemas.microsoft.com/office/word/2018/wordml" xmlns:w16du="http://schemas.microsoft.com/office/word/2023/wordml/word16du" xmlns:w16sdtdh="http://schemas.microsoft.com/office/word/2020/wordml/sdtdatahash" xmlns:w16sdtfl="http://schemas.microsoft.com/office/word/2024/wordml/sdtformatlock" xmlns:w16se="http://schemas.microsoft.com/office/word/2015/wordml/symex" xmlns:wpg="http://schemas.microsoft.com/office/word/2010/wordprocessingGroup" xmlns:wpi="http://schemas.microsoft.com/office/word/2010/wordprocessingInk" xmlns:wne="http://schemas.microsoft.com/office/word/2006/wordml" xmlns:wps="http://schemas.microsoft.com/office/word/2010/wordprocessingShape" mc:Ignorable="w14 w15 w16se w16cid w16 w16cex w16sdtdh w16sdtfl w16du wp14">
+  <w:abstractNum w:abstractNumId="0" w15:restartNumberingAfterBreak="0">
+    <w:nsid w:val="047701B9"/>
+    <w:multiLevelType w:val="multilevel"/>
+    <w:tmpl w:val="8938B8DA"/>
+    <w:lvl w:ilvl="0">
+      <w:start w:val="1"/>
+      <w:numFmt w:val="bullet"/>
+      <w:lvlText w:val=""/>
+      <w:lvlJc w:val="left"/>
+      <w:pPr>
+        <w:tabs>
+          <w:tab w:val="num" w:pos="720"/>
+        </w:tabs>
+        <w:ind w:left="720" w:hanging="360"/>
+      </w:pPr>
+      <w:rPr>
+        <w:rFonts w:ascii="Symbol" w:hAnsi="Symbol" w:hint="default"/>
+        <w:sz w:val="20"/>
+      </w:rPr>
+    </w:lvl>
+    <w:lvl w:ilvl="1" w:tentative="1">
+      <w:start w:val="1"/>
+      <w:numFmt w:val="bullet"/>
+      <w:lvlText w:val="o"/>
+      <w:lvlJc w:val="left"/>
+      <w:pPr>
+        <w:tabs>
+          <w:tab w:val="num" w:pos="1440"/>
+        </w:tabs>
+        <w:ind w:left="1440" w:hanging="360"/>
+      </w:pPr>
+      <w:rPr>
+        <w:rFonts w:ascii="Courier New" w:hAnsi="Courier New" w:hint="default"/>
+        <w:sz w:val="20"/>
+      </w:rPr>
+    </w:lvl>
+    <w:lvl w:ilvl="2" w:tentative="1">
+      <w:start w:val="1"/>
+      <w:numFmt w:val="bullet"/>
+      <w:lvlText w:val=""/>
+      <w:lvlJc w:val="left"/>
+      <w:pPr>
+        <w:tabs>
+          <w:tab w:val="num" w:pos="2160"/>
+        </w:tabs>
+        <w:ind w:left="2160" w:hanging="360"/>
+      </w:pPr>
+      <w:rPr>
+        <w:rFonts w:ascii="Wingdings" w:hAnsi="Wingdings" w:hint="default"/>
+        <w:sz w:val="20"/>
+      </w:rPr>
+    </w:lvl>
+    <w:lvl w:ilvl="3" w:tentative="1">
+      <w:start w:val="1"/>
+      <w:numFmt w:val="bullet"/>
+      <w:lvlText w:val=""/>
+      <w:lvlJc w:val="left"/>
+      <w:pPr>
+        <w:tabs>
+          <w:tab w:val="num" w:pos="2880"/>
+        </w:tabs>
+        <w:ind w:left="2880" w:hanging="360"/>
+      </w:pPr>
+      <w:rPr>
+        <w:rFonts w:ascii="Wingdings" w:hAnsi="Wingdings" w:hint="default"/>
+        <w:sz w:val="20"/>
+      </w:rPr>
+    </w:lvl>
+    <w:lvl w:ilvl="4" w:tentative="1">
+      <w:start w:val="1"/>
+      <w:numFmt w:val="bullet"/>
+      <w:lvlText w:val=""/>
+      <w:lvlJc w:val="left"/>
+      <w:pPr>
+        <w:tabs>
+          <w:tab w:val="num" w:pos="3600"/>
+        </w:tabs>
+        <w:ind w:left="3600" w:hanging="360"/>
+      </w:pPr>
+      <w:rPr>
+        <w:rFonts w:ascii="Wingdings" w:hAnsi="Wingdings" w:hint="default"/>
+        <w:sz w:val="20"/>
+      </w:rPr>
+    </w:lvl>
+    <w:lvl w:ilvl="5" w:tentative="1">
+      <w:start w:val="1"/>
+      <w:numFmt w:val="bullet"/>
+      <w:lvlText w:val=""/>
+      <w:lvlJc w:val="left"/>
+      <w:pPr>
+        <w:tabs>
+          <w:tab w:val="num" w:pos="4320"/>
+        </w:tabs>
+        <w:ind w:left="4320" w:hanging="360"/>
+      </w:pPr>
+      <w:rPr>
+        <w:rFonts w:ascii="Wingdings" w:hAnsi="Wingdings" w:hint="default"/>
+        <w:sz w:val="20"/>
+      </w:rPr>
+    </w:lvl>
+    <w:lvl w:ilvl="6" w:tentative="1">
+      <w:start w:val="1"/>
+      <w:numFmt w:val="bullet"/>
+      <w:lvlText w:val=""/>
+      <w:lvlJc w:val="left"/>
+      <w:pPr>
+        <w:tabs>
+          <w:tab w:val="num" w:pos="5040"/>
+        </w:tabs>
+        <w:ind w:left="5040" w:hanging="360"/>
+      </w:pPr>
+      <w:rPr>
+        <w:rFonts w:ascii="Wingdings" w:hAnsi="Wingdings" w:hint="default"/>
+        <w:sz w:val="20"/>
+      </w:rPr>
+    </w:lvl>
+    <w:lvl w:ilvl="7" w:tentative="1">
+      <w:start w:val="1"/>
+      <w:numFmt w:val="bullet"/>
+      <w:lvlText w:val=""/>
+      <w:lvlJc w:val="left"/>
+      <w:pPr>
+        <w:tabs>
+          <w:tab w:val="num" w:pos="5760"/>
+        </w:tabs>
+        <w:ind w:left="5760" w:hanging="360"/>
+      </w:pPr>
+      <w:rPr>
+        <w:rFonts w:ascii="Wingdings" w:hAnsi="Wingdings" w:hint="default"/>
+        <w:sz w:val="20"/>
+      </w:rPr>
+    </w:lvl>
+    <w:lvl w:ilvl="8" w:tentative="1">
+      <w:start w:val="1"/>
+      <w:numFmt w:val="bullet"/>
+      <w:lvlText w:val=""/>
+      <w:lvlJc w:val="left"/>
+      <w:pPr>
+        <w:tabs>
+          <w:tab w:val="num" w:pos="6480"/>
+        </w:tabs>
+        <w:ind w:left="6480" w:hanging="360"/>
+      </w:pPr>
+      <w:rPr>
+        <w:rFonts w:ascii="Wingdings" w:hAnsi="Wingdings" w:hint="default"/>
+        <w:sz w:val="20"/>
+      </w:rPr>
+    </w:lvl>
+  </w:abstractNum>
+  <w:abstractNum w:abstractNumId="1" w15:restartNumberingAfterBreak="0">
+    <w:nsid w:val="1DCF4945"/>
+    <w:multiLevelType w:val="multilevel"/>
+    <w:tmpl w:val="2A8484F4"/>
+    <w:lvl w:ilvl="0">
+      <w:start w:val="1"/>
+      <w:numFmt w:val="bullet"/>
+      <w:lvlText w:val=""/>
+      <w:lvlJc w:val="left"/>
+      <w:pPr>
+        <w:tabs>
+          <w:tab w:val="num" w:pos="720"/>
+        </w:tabs>
+        <w:ind w:left="720" w:hanging="360"/>
+      </w:pPr>
+      <w:rPr>
+        <w:rFonts w:ascii="Symbol" w:hAnsi="Symbol" w:hint="default"/>
+        <w:sz w:val="20"/>
+      </w:rPr>
+    </w:lvl>
+    <w:lvl w:ilvl="1" w:tentative="1">
+      <w:start w:val="1"/>
+      <w:numFmt w:val="bullet"/>
+      <w:lvlText w:val="o"/>
+      <w:lvlJc w:val="left"/>
+      <w:pPr>
+        <w:tabs>
+          <w:tab w:val="num" w:pos="1440"/>
+        </w:tabs>
+        <w:ind w:left="1440" w:hanging="360"/>
+      </w:pPr>
+      <w:rPr>
+        <w:rFonts w:ascii="Courier New" w:hAnsi="Courier New" w:hint="default"/>
+        <w:sz w:val="20"/>
+      </w:rPr>
+    </w:lvl>
+    <w:lvl w:ilvl="2" w:tentative="1">
+      <w:start w:val="1"/>
+      <w:numFmt w:val="bullet"/>
+      <w:lvlText w:val=""/>
+      <w:lvlJc w:val="left"/>
+      <w:pPr>
+        <w:tabs>
+          <w:tab w:val="num" w:pos="2160"/>
+        </w:tabs>
+        <w:ind w:left="2160" w:hanging="360"/>
+      </w:pPr>
+      <w:rPr>
+        <w:rFonts w:ascii="Wingdings" w:hAnsi="Wingdings" w:hint="default"/>
+        <w:sz w:val="20"/>
+      </w:rPr>
+    </w:lvl>
+    <w:lvl w:ilvl="3" w:tentative="1">
+      <w:start w:val="1"/>
+      <w:numFmt w:val="bullet"/>
+      <w:lvlText w:val=""/>
+      <w:lvlJc w:val="left"/>
+      <w:pPr>
+        <w:tabs>
+          <w:tab w:val="num" w:pos="2880"/>
+        </w:tabs>
+        <w:ind w:left="2880" w:hanging="360"/>
+      </w:pPr>
+      <w:rPr>
+        <w:rFonts w:ascii="Wingdings" w:hAnsi="Wingdings" w:hint="default"/>
+        <w:sz w:val="20"/>
+      </w:rPr>
+    </w:lvl>
+    <w:lvl w:ilvl="4" w:tentative="1">
+      <w:start w:val="1"/>
+      <w:numFmt w:val="bullet"/>
+      <w:lvlText w:val=""/>
+      <w:lvlJc w:val="left"/>
+      <w:pPr>
+        <w:tabs>
+          <w:tab w:val="num" w:pos="3600"/>
+        </w:tabs>
+        <w:ind w:left="3600" w:hanging="360"/>
+      </w:pPr>
+      <w:rPr>
+        <w:rFonts w:ascii="Wingdings" w:hAnsi="Wingdings" w:hint="default"/>
+        <w:sz w:val="20"/>
+      </w:rPr>
+    </w:lvl>
+    <w:lvl w:ilvl="5" w:tentative="1">
+      <w:start w:val="1"/>
+      <w:numFmt w:val="bullet"/>
+      <w:lvlText w:val=""/>
+      <w:lvlJc w:val="left"/>
+      <w:pPr>
+        <w:tabs>
+          <w:tab w:val="num" w:pos="4320"/>
+        </w:tabs>
+        <w:ind w:left="4320" w:hanging="360"/>
+      </w:pPr>
+      <w:rPr>
+        <w:rFonts w:ascii="Wingdings" w:hAnsi="Wingdings" w:hint="default"/>
+        <w:sz w:val="20"/>
+      </w:rPr>
+    </w:lvl>
+    <w:lvl w:ilvl="6" w:tentative="1">
+      <w:start w:val="1"/>
+      <w:numFmt w:val="bullet"/>
+      <w:lvlText w:val=""/>
+      <w:lvlJc w:val="left"/>
+      <w:pPr>
+        <w:tabs>
+          <w:tab w:val="num" w:pos="5040"/>
+        </w:tabs>
+        <w:ind w:left="5040" w:hanging="360"/>
+      </w:pPr>
+      <w:rPr>
+        <w:rFonts w:ascii="Wingdings" w:hAnsi="Wingdings" w:hint="default"/>
+        <w:sz w:val="20"/>
+      </w:rPr>
+    </w:lvl>
+    <w:lvl w:ilvl="7" w:tentative="1">
+      <w:start w:val="1"/>
+      <w:numFmt w:val="bullet"/>
+      <w:lvlText w:val=""/>
+      <w:lvlJc w:val="left"/>
+      <w:pPr>
+        <w:tabs>
+          <w:tab w:val="num" w:pos="5760"/>
+        </w:tabs>
+        <w:ind w:left="5760" w:hanging="360"/>
+      </w:pPr>
+      <w:rPr>
+        <w:rFonts w:ascii="Wingdings" w:hAnsi="Wingdings" w:hint="default"/>
+        <w:sz w:val="20"/>
+      </w:rPr>
+    </w:lvl>
+    <w:lvl w:ilvl="8" w:tentative="1">
+      <w:start w:val="1"/>
+      <w:numFmt w:val="bullet"/>
+      <w:lvlText w:val=""/>
+      <w:lvlJc w:val="left"/>
+      <w:pPr>
+        <w:tabs>
+          <w:tab w:val="num" w:pos="6480"/>
+        </w:tabs>
+        <w:ind w:left="6480" w:hanging="360"/>
+      </w:pPr>
+      <w:rPr>
+        <w:rFonts w:ascii="Wingdings" w:hAnsi="Wingdings" w:hint="default"/>
+        <w:sz w:val="20"/>
+      </w:rPr>
+    </w:lvl>
+  </w:abstractNum>
+  <w:abstractNum w:abstractNumId="2" w15:restartNumberingAfterBreak="0">
+    <w:nsid w:val="45DE0DF1"/>
+    <w:multiLevelType w:val="multilevel"/>
+    <w:tmpl w:val="EF8EB330"/>
+    <w:lvl w:ilvl="0">
+      <w:start w:val="1"/>
+      <w:numFmt w:val="bullet"/>
+      <w:lvlText w:val=""/>
+      <w:lvlJc w:val="left"/>
+      <w:pPr>
+        <w:tabs>
+          <w:tab w:val="num" w:pos="720"/>
+        </w:tabs>
+        <w:ind w:left="720" w:hanging="360"/>
+      </w:pPr>
+      <w:rPr>
+        <w:rFonts w:ascii="Symbol" w:hAnsi="Symbol" w:hint="default"/>
+        <w:sz w:val="20"/>
+      </w:rPr>
+    </w:lvl>
+    <w:lvl w:ilvl="1" w:tentative="1">
+      <w:start w:val="1"/>
+      <w:numFmt w:val="bullet"/>
+      <w:lvlText w:val="o"/>
+      <w:lvlJc w:val="left"/>
+      <w:pPr>
+        <w:tabs>
+          <w:tab w:val="num" w:pos="1440"/>
+        </w:tabs>
+        <w:ind w:left="1440" w:hanging="360"/>
+      </w:pPr>
+      <w:rPr>
+        <w:rFonts w:ascii="Courier New" w:hAnsi="Courier New" w:hint="default"/>
+        <w:sz w:val="20"/>
+      </w:rPr>
+    </w:lvl>
+    <w:lvl w:ilvl="2" w:tentative="1">
+      <w:start w:val="1"/>
+      <w:numFmt w:val="bullet"/>
+      <w:lvlText w:val=""/>
+      <w:lvlJc w:val="left"/>
+      <w:pPr>
+        <w:tabs>
+          <w:tab w:val="num" w:pos="2160"/>
+        </w:tabs>
+        <w:ind w:left="2160" w:hanging="360"/>
+      </w:pPr>
+      <w:rPr>
+        <w:rFonts w:ascii="Wingdings" w:hAnsi="Wingdings" w:hint="default"/>
+        <w:sz w:val="20"/>
+      </w:rPr>
+    </w:lvl>
+    <w:lvl w:ilvl="3" w:tentative="1">
+      <w:start w:val="1"/>
+      <w:numFmt w:val="bullet"/>
+      <w:lvlText w:val=""/>
+      <w:lvlJc w:val="left"/>
+      <w:pPr>
+        <w:tabs>
+          <w:tab w:val="num" w:pos="2880"/>
+        </w:tabs>
+        <w:ind w:left="2880" w:hanging="360"/>
+      </w:pPr>
+      <w:rPr>
+        <w:rFonts w:ascii="Wingdings" w:hAnsi="Wingdings" w:hint="default"/>
+        <w:sz w:val="20"/>
+      </w:rPr>
+    </w:lvl>
+    <w:lvl w:ilvl="4" w:tentative="1">
+      <w:start w:val="1"/>
+      <w:numFmt w:val="bullet"/>
+      <w:lvlText w:val=""/>
+      <w:lvlJc w:val="left"/>
+      <w:pPr>
+        <w:tabs>
+          <w:tab w:val="num" w:pos="3600"/>
+        </w:tabs>
+        <w:ind w:left="3600" w:hanging="360"/>
+      </w:pPr>
+      <w:rPr>
+        <w:rFonts w:ascii="Wingdings" w:hAnsi="Wingdings" w:hint="default"/>
+        <w:sz w:val="20"/>
+      </w:rPr>
+    </w:lvl>
+    <w:lvl w:ilvl="5" w:tentative="1">
+      <w:start w:val="1"/>
+      <w:numFmt w:val="bullet"/>
+      <w:lvlText w:val=""/>
+      <w:lvlJc w:val="left"/>
+      <w:pPr>
+        <w:tabs>
+          <w:tab w:val="num" w:pos="4320"/>
+        </w:tabs>
+        <w:ind w:left="4320" w:hanging="360"/>
+      </w:pPr>
+      <w:rPr>
+        <w:rFonts w:ascii="Wingdings" w:hAnsi="Wingdings" w:hint="default"/>
+        <w:sz w:val="20"/>
+      </w:rPr>
+    </w:lvl>
+    <w:lvl w:ilvl="6" w:tentative="1">
+      <w:start w:val="1"/>
+      <w:numFmt w:val="bullet"/>
+      <w:lvlText w:val=""/>
+      <w:lvlJc w:val="left"/>
+      <w:pPr>
+        <w:tabs>
+          <w:tab w:val="num" w:pos="5040"/>
+        </w:tabs>
+        <w:ind w:left="5040" w:hanging="360"/>
+      </w:pPr>
+      <w:rPr>
+        <w:rFonts w:ascii="Wingdings" w:hAnsi="Wingdings" w:hint="default"/>
+        <w:sz w:val="20"/>
+      </w:rPr>
+    </w:lvl>
+    <w:lvl w:ilvl="7" w:tentative="1">
+      <w:start w:val="1"/>
+      <w:numFmt w:val="bullet"/>
+      <w:lvlText w:val=""/>
+      <w:lvlJc w:val="left"/>
+      <w:pPr>
+        <w:tabs>
+          <w:tab w:val="num" w:pos="5760"/>
+        </w:tabs>
+        <w:ind w:left="5760" w:hanging="360"/>
+      </w:pPr>
+      <w:rPr>
+        <w:rFonts w:ascii="Wingdings" w:hAnsi="Wingdings" w:hint="default"/>
+        <w:sz w:val="20"/>
+      </w:rPr>
+    </w:lvl>
+    <w:lvl w:ilvl="8" w:tentative="1">
+      <w:start w:val="1"/>
+      <w:numFmt w:val="bullet"/>
+      <w:lvlText w:val=""/>
+      <w:lvlJc w:val="left"/>
+      <w:pPr>
+        <w:tabs>
+          <w:tab w:val="num" w:pos="6480"/>
+        </w:tabs>
+        <w:ind w:left="6480" w:hanging="360"/>
+      </w:pPr>
+      <w:rPr>
+        <w:rFonts w:ascii="Wingdings" w:hAnsi="Wingdings" w:hint="default"/>
+        <w:sz w:val="20"/>
+      </w:rPr>
+    </w:lvl>
+  </w:abstractNum>
+  <w:abstractNum w:abstractNumId="3" w15:restartNumberingAfterBreak="0">
+    <w:nsid w:val="46FE5112"/>
+    <w:multiLevelType w:val="multilevel"/>
+    <w:tmpl w:val="D90AE5D0"/>
+    <w:lvl w:ilvl="0">
+      <w:start w:val="1"/>
+      <w:numFmt w:val="bullet"/>
+      <w:lvlText w:val=""/>
+      <w:lvlJc w:val="left"/>
+      <w:pPr>
+        <w:tabs>
+          <w:tab w:val="num" w:pos="720"/>
+        </w:tabs>
+        <w:ind w:left="720" w:hanging="360"/>
+      </w:pPr>
+      <w:rPr>
+        <w:rFonts w:ascii="Symbol" w:hAnsi="Symbol" w:hint="default"/>
+        <w:sz w:val="20"/>
+      </w:rPr>
+    </w:lvl>
+    <w:lvl w:ilvl="1" w:tentative="1">
+      <w:start w:val="1"/>
+      <w:numFmt w:val="bullet"/>
+      <w:lvlText w:val="o"/>
+      <w:lvlJc w:val="left"/>
+      <w:pPr>
+        <w:tabs>
+          <w:tab w:val="num" w:pos="1440"/>
+        </w:tabs>
+        <w:ind w:left="1440" w:hanging="360"/>
+      </w:pPr>
+      <w:rPr>
+        <w:rFonts w:ascii="Courier New" w:hAnsi="Courier New" w:hint="default"/>
+        <w:sz w:val="20"/>
+      </w:rPr>
+    </w:lvl>
+    <w:lvl w:ilvl="2" w:tentative="1">
+      <w:start w:val="1"/>
+      <w:numFmt w:val="bullet"/>
+      <w:lvlText w:val=""/>
+      <w:lvlJc w:val="left"/>
+      <w:pPr>
+        <w:tabs>
+          <w:tab w:val="num" w:pos="2160"/>
+        </w:tabs>
+        <w:ind w:left="2160" w:hanging="360"/>
+      </w:pPr>
+      <w:rPr>
+        <w:rFonts w:ascii="Wingdings" w:hAnsi="Wingdings" w:hint="default"/>
+        <w:sz w:val="20"/>
+      </w:rPr>
+    </w:lvl>
+    <w:lvl w:ilvl="3" w:tentative="1">
+      <w:start w:val="1"/>
+      <w:numFmt w:val="bullet"/>
+      <w:lvlText w:val=""/>
+      <w:lvlJc w:val="left"/>
+      <w:pPr>
+        <w:tabs>
+          <w:tab w:val="num" w:pos="2880"/>
+        </w:tabs>
+        <w:ind w:left="2880" w:hanging="360"/>
+      </w:pPr>
+      <w:rPr>
+        <w:rFonts w:ascii="Wingdings" w:hAnsi="Wingdings" w:hint="default"/>
+        <w:sz w:val="20"/>
+      </w:rPr>
+    </w:lvl>
+    <w:lvl w:ilvl="4" w:tentative="1">
+      <w:start w:val="1"/>
+      <w:numFmt w:val="bullet"/>
+      <w:lvlText w:val=""/>
+      <w:lvlJc w:val="left"/>
+      <w:pPr>
+        <w:tabs>
+          <w:tab w:val="num" w:pos="3600"/>
+        </w:tabs>
+        <w:ind w:left="3600" w:hanging="360"/>
+      </w:pPr>
+      <w:rPr>
+        <w:rFonts w:ascii="Wingdings" w:hAnsi="Wingdings" w:hint="default"/>
+        <w:sz w:val="20"/>
+      </w:rPr>
+    </w:lvl>
+    <w:lvl w:ilvl="5" w:tentative="1">
+      <w:start w:val="1"/>
+      <w:numFmt w:val="bullet"/>
+      <w:lvlText w:val=""/>
+      <w:lvlJc w:val="left"/>
+      <w:pPr>
+        <w:tabs>
+          <w:tab w:val="num" w:pos="4320"/>
+        </w:tabs>
+        <w:ind w:left="4320" w:hanging="360"/>
+      </w:pPr>
+      <w:rPr>
+        <w:rFonts w:ascii="Wingdings" w:hAnsi="Wingdings" w:hint="default"/>
+        <w:sz w:val="20"/>
+      </w:rPr>
+    </w:lvl>
+    <w:lvl w:ilvl="6" w:tentative="1">
+      <w:start w:val="1"/>
+      <w:numFmt w:val="bullet"/>
+      <w:lvlText w:val=""/>
+      <w:lvlJc w:val="left"/>
+      <w:pPr>
+        <w:tabs>
+          <w:tab w:val="num" w:pos="5040"/>
+        </w:tabs>
+        <w:ind w:left="5040" w:hanging="360"/>
+      </w:pPr>
+      <w:rPr>
+        <w:rFonts w:ascii="Wingdings" w:hAnsi="Wingdings" w:hint="default"/>
+        <w:sz w:val="20"/>
+      </w:rPr>
+    </w:lvl>
+    <w:lvl w:ilvl="7" w:tentative="1">
+      <w:start w:val="1"/>
+      <w:numFmt w:val="bullet"/>
+      <w:lvlText w:val=""/>
+      <w:lvlJc w:val="left"/>
+      <w:pPr>
+        <w:tabs>
+          <w:tab w:val="num" w:pos="5760"/>
+        </w:tabs>
+        <w:ind w:left="5760" w:hanging="360"/>
+      </w:pPr>
+      <w:rPr>
+        <w:rFonts w:ascii="Wingdings" w:hAnsi="Wingdings" w:hint="default"/>
+        <w:sz w:val="20"/>
+      </w:rPr>
+    </w:lvl>
+    <w:lvl w:ilvl="8" w:tentative="1">
+      <w:start w:val="1"/>
+      <w:numFmt w:val="bullet"/>
+      <w:lvlText w:val=""/>
+      <w:lvlJc w:val="left"/>
+      <w:pPr>
+        <w:tabs>
+          <w:tab w:val="num" w:pos="6480"/>
+        </w:tabs>
+        <w:ind w:left="6480" w:hanging="360"/>
+      </w:pPr>
+      <w:rPr>
+        <w:rFonts w:ascii="Wingdings" w:hAnsi="Wingdings" w:hint="default"/>
+        <w:sz w:val="20"/>
+      </w:rPr>
+    </w:lvl>
+  </w:abstractNum>
+  <w:abstractNum w:abstractNumId="4" w15:restartNumberingAfterBreak="0">
+    <w:nsid w:val="508E15EC"/>
+    <w:multiLevelType w:val="hybridMultilevel"/>
+    <w:tmpl w:val="7A907096"/>
+    <w:lvl w:ilvl="0" w:tplc="13FAB594">
+      <w:start w:val="2"/>
+      <w:numFmt w:val="bullet"/>
+      <w:lvlText w:val="-"/>
+      <w:lvlJc w:val="left"/>
+      <w:pPr>
+        <w:ind w:left="720" w:hanging="360"/>
+      </w:pPr>
+      <w:rPr>
+        <w:rFonts w:ascii="Aptos" w:eastAsiaTheme="minorEastAsia" w:hAnsi="Aptos" w:cstheme="minorBidi" w:hint="default"/>
+      </w:rPr>
+    </w:lvl>
+    <w:lvl w:ilvl="1" w:tplc="04090003" w:tentative="1">
+      <w:start w:val="1"/>
+      <w:numFmt w:val="bullet"/>
+      <w:lvlText w:val="o"/>
+      <w:lvlJc w:val="left"/>
+      <w:pPr>
+        <w:ind w:left="1440" w:hanging="360"/>
+      </w:pPr>
+      <w:rPr>
+        <w:rFonts w:ascii="Courier New" w:hAnsi="Courier New" w:cs="Courier New" w:hint="default"/>
+      </w:rPr>
+    </w:lvl>
+    <w:lvl w:ilvl="2" w:tplc="04090005" w:tentative="1">
+      <w:start w:val="1"/>
+      <w:numFmt w:val="bullet"/>
+      <w:lvlText w:val=""/>
+      <w:lvlJc w:val="left"/>
+      <w:pPr>
+        <w:ind w:left="2160" w:hanging="360"/>
+      </w:pPr>
+      <w:rPr>
+        <w:rFonts w:ascii="Wingdings" w:hAnsi="Wingdings" w:hint="default"/>
+      </w:rPr>
+    </w:lvl>
+    <w:lvl w:ilvl="3" w:tplc="04090001" w:tentative="1">
+      <w:start w:val="1"/>
+      <w:numFmt w:val="bullet"/>
+      <w:lvlText w:val=""/>
+      <w:lvlJc w:val="left"/>
+      <w:pPr>
+        <w:ind w:left="2880" w:hanging="360"/>
+      </w:pPr>
+      <w:rPr>
+        <w:rFonts w:ascii="Symbol" w:hAnsi="Symbol" w:hint="default"/>
+      </w:rPr>
+    </w:lvl>
+    <w:lvl w:ilvl="4" w:tplc="04090003" w:tentative="1">
+      <w:start w:val="1"/>
+      <w:numFmt w:val="bullet"/>
+      <w:lvlText w:val="o"/>
+      <w:lvlJc w:val="left"/>
+      <w:pPr>
+        <w:ind w:left="3600" w:hanging="360"/>
+      </w:pPr>
+      <w:rPr>
+        <w:rFonts w:ascii="Courier New" w:hAnsi="Courier New" w:cs="Courier New" w:hint="default"/>
+      </w:rPr>
+    </w:lvl>
+    <w:lvl w:ilvl="5" w:tplc="04090005" w:tentative="1">
+      <w:start w:val="1"/>
+      <w:numFmt w:val="bullet"/>
+      <w:lvlText w:val=""/>
+      <w:lvlJc w:val="left"/>
+      <w:pPr>
+        <w:ind w:left="4320" w:hanging="360"/>
+      </w:pPr>
+      <w:rPr>
+        <w:rFonts w:ascii="Wingdings" w:hAnsi="Wingdings" w:hint="default"/>
+      </w:rPr>
+    </w:lvl>
+    <w:lvl w:ilvl="6" w:tplc="04090001" w:tentative="1">
+      <w:start w:val="1"/>
+      <w:numFmt w:val="bullet"/>
+      <w:lvlText w:val=""/>
+      <w:lvlJc w:val="left"/>
+      <w:pPr>
+        <w:ind w:left="5040" w:hanging="360"/>
+      </w:pPr>
+      <w:rPr>
+        <w:rFonts w:ascii="Symbol" w:hAnsi="Symbol" w:hint="default"/>
+      </w:rPr>
+    </w:lvl>
+    <w:lvl w:ilvl="7" w:tplc="04090003" w:tentative="1">
+      <w:start w:val="1"/>
+      <w:numFmt w:val="bullet"/>
+      <w:lvlText w:val="o"/>
+      <w:lvlJc w:val="left"/>
+      <w:pPr>
+        <w:ind w:left="5760" w:hanging="360"/>
+      </w:pPr>
+      <w:rPr>
+        <w:rFonts w:ascii="Courier New" w:hAnsi="Courier New" w:cs="Courier New" w:hint="default"/>
+      </w:rPr>
+    </w:lvl>
+    <w:lvl w:ilvl="8" w:tplc="04090005" w:tentative="1">
+      <w:start w:val="1"/>
+      <w:numFmt w:val="bullet"/>
+      <w:lvlText w:val=""/>
+      <w:lvlJc w:val="left"/>
+      <w:pPr>
+        <w:ind w:left="6480" w:hanging="360"/>
+      </w:pPr>
+      <w:rPr>
+        <w:rFonts w:ascii="Wingdings" w:hAnsi="Wingdings" w:hint="default"/>
+      </w:rPr>
+    </w:lvl>
+  </w:abstractNum>
+  <w:abstractNum w:abstractNumId="5" w15:restartNumberingAfterBreak="0">
+    <w:nsid w:val="59167B06"/>
+    <w:multiLevelType w:val="hybridMultilevel"/>
+    <w:tmpl w:val="F3A46D14"/>
+    <w:lvl w:ilvl="0" w:tplc="13FAB594">
+      <w:start w:val="2"/>
+      <w:numFmt w:val="bullet"/>
+      <w:lvlText w:val="-"/>
+      <w:lvlJc w:val="left"/>
+      <w:pPr>
+        <w:ind w:left="720" w:hanging="360"/>
+      </w:pPr>
+      <w:rPr>
+        <w:rFonts w:ascii="Aptos" w:eastAsiaTheme="minorEastAsia" w:hAnsi="Aptos" w:cstheme="minorBidi" w:hint="default"/>
+      </w:rPr>
+    </w:lvl>
+    <w:lvl w:ilvl="1" w:tplc="04090003" w:tentative="1">
+      <w:start w:val="1"/>
+      <w:numFmt w:val="bullet"/>
+      <w:lvlText w:val="o"/>
+      <w:lvlJc w:val="left"/>
+      <w:pPr>
+        <w:ind w:left="1440" w:hanging="360"/>
+      </w:pPr>
+      <w:rPr>
+        <w:rFonts w:ascii="Courier New" w:hAnsi="Courier New" w:cs="Courier New" w:hint="default"/>
+      </w:rPr>
+    </w:lvl>
+    <w:lvl w:ilvl="2" w:tplc="04090005" w:tentative="1">
+      <w:start w:val="1"/>
+      <w:numFmt w:val="bullet"/>
+      <w:lvlText w:val=""/>
+      <w:lvlJc w:val="left"/>
+      <w:pPr>
+        <w:ind w:left="2160" w:hanging="360"/>
+      </w:pPr>
+      <w:rPr>
+        <w:rFonts w:ascii="Wingdings" w:hAnsi="Wingdings" w:hint="default"/>
+      </w:rPr>
+    </w:lvl>
+    <w:lvl w:ilvl="3" w:tplc="04090001" w:tentative="1">
+      <w:start w:val="1"/>
+      <w:numFmt w:val="bullet"/>
+      <w:lvlText w:val=""/>
+      <w:lvlJc w:val="left"/>
+      <w:pPr>
+        <w:ind w:left="2880" w:hanging="360"/>
+      </w:pPr>
+      <w:rPr>
+        <w:rFonts w:ascii="Symbol" w:hAnsi="Symbol" w:hint="default"/>
+      </w:rPr>
+    </w:lvl>
+    <w:lvl w:ilvl="4" w:tplc="04090003" w:tentative="1">
+      <w:start w:val="1"/>
+      <w:numFmt w:val="bullet"/>
+      <w:lvlText w:val="o"/>
+      <w:lvlJc w:val="left"/>
+      <w:pPr>
+        <w:ind w:left="3600" w:hanging="360"/>
+      </w:pPr>
+      <w:rPr>
+        <w:rFonts w:ascii="Courier New" w:hAnsi="Courier New" w:cs="Courier New" w:hint="default"/>
+      </w:rPr>
+    </w:lvl>
+    <w:lvl w:ilvl="5" w:tplc="04090005" w:tentative="1">
+      <w:start w:val="1"/>
+      <w:numFmt w:val="bullet"/>
+      <w:lvlText w:val=""/>
+      <w:lvlJc w:val="left"/>
+      <w:pPr>
+        <w:ind w:left="4320" w:hanging="360"/>
+      </w:pPr>
+      <w:rPr>
+        <w:rFonts w:ascii="Wingdings" w:hAnsi="Wingdings" w:hint="default"/>
+      </w:rPr>
+    </w:lvl>
+    <w:lvl w:ilvl="6" w:tplc="04090001" w:tentative="1">
+      <w:start w:val="1"/>
+      <w:numFmt w:val="bullet"/>
+      <w:lvlText w:val=""/>
+      <w:lvlJc w:val="left"/>
+      <w:pPr>
+        <w:ind w:left="5040" w:hanging="360"/>
+      </w:pPr>
+      <w:rPr>
+        <w:rFonts w:ascii="Symbol" w:hAnsi="Symbol" w:hint="default"/>
+      </w:rPr>
+    </w:lvl>
+    <w:lvl w:ilvl="7" w:tplc="04090003" w:tentative="1">
+      <w:start w:val="1"/>
+      <w:numFmt w:val="bullet"/>
+      <w:lvlText w:val="o"/>
+      <w:lvlJc w:val="left"/>
+      <w:pPr>
+        <w:ind w:left="5760" w:hanging="360"/>
+      </w:pPr>
+      <w:rPr>
+        <w:rFonts w:ascii="Courier New" w:hAnsi="Courier New" w:cs="Courier New" w:hint="default"/>
+      </w:rPr>
+    </w:lvl>
+    <w:lvl w:ilvl="8" w:tplc="04090005" w:tentative="1">
+      <w:start w:val="1"/>
+      <w:numFmt w:val="bullet"/>
+      <w:lvlText w:val=""/>
+      <w:lvlJc w:val="left"/>
+      <w:pPr>
+        <w:ind w:left="6480" w:hanging="360"/>
+      </w:pPr>
+      <w:rPr>
+        <w:rFonts w:ascii="Wingdings" w:hAnsi="Wingdings" w:hint="default"/>
+      </w:rPr>
+    </w:lvl>
+  </w:abstractNum>
+  <w:abstractNum w:abstractNumId="6" w15:restartNumberingAfterBreak="0">
+    <w:nsid w:val="78593789"/>
+    <w:multiLevelType w:val="multilevel"/>
+    <w:tmpl w:val="A79EE89E"/>
+    <w:lvl w:ilvl="0">
+      <w:start w:val="1"/>
+      <w:numFmt w:val="bullet"/>
+      <w:lvlText w:val=""/>
+      <w:lvlJc w:val="left"/>
+      <w:pPr>
+        <w:tabs>
+          <w:tab w:val="num" w:pos="720"/>
+        </w:tabs>
+        <w:ind w:left="720" w:hanging="360"/>
+      </w:pPr>
+      <w:rPr>
+        <w:rFonts w:ascii="Symbol" w:hAnsi="Symbol" w:hint="default"/>
+        <w:sz w:val="20"/>
+      </w:rPr>
+    </w:lvl>
+    <w:lvl w:ilvl="1" w:tentative="1">
+      <w:start w:val="1"/>
+      <w:numFmt w:val="bullet"/>
+      <w:lvlText w:val="o"/>
+      <w:lvlJc w:val="left"/>
+      <w:pPr>
+        <w:tabs>
+          <w:tab w:val="num" w:pos="1440"/>
+        </w:tabs>
+        <w:ind w:left="1440" w:hanging="360"/>
+      </w:pPr>
+      <w:rPr>
+        <w:rFonts w:ascii="Courier New" w:hAnsi="Courier New" w:hint="default"/>
+        <w:sz w:val="20"/>
+      </w:rPr>
+    </w:lvl>
+    <w:lvl w:ilvl="2" w:tentative="1">
+      <w:start w:val="1"/>
+      <w:numFmt w:val="bullet"/>
+      <w:lvlText w:val=""/>
+      <w:lvlJc w:val="left"/>
+      <w:pPr>
+        <w:tabs>
+          <w:tab w:val="num" w:pos="2160"/>
+        </w:tabs>
+        <w:ind w:left="2160" w:hanging="360"/>
+      </w:pPr>
+      <w:rPr>
+        <w:rFonts w:ascii="Wingdings" w:hAnsi="Wingdings" w:hint="default"/>
+        <w:sz w:val="20"/>
+      </w:rPr>
+    </w:lvl>
+    <w:lvl w:ilvl="3" w:tentative="1">
+      <w:start w:val="1"/>
+      <w:numFmt w:val="bullet"/>
+      <w:lvlText w:val=""/>
+      <w:lvlJc w:val="left"/>
+      <w:pPr>
+        <w:tabs>
+          <w:tab w:val="num" w:pos="2880"/>
+        </w:tabs>
+        <w:ind w:left="2880" w:hanging="360"/>
+      </w:pPr>
+      <w:rPr>
+        <w:rFonts w:ascii="Wingdings" w:hAnsi="Wingdings" w:hint="default"/>
+        <w:sz w:val="20"/>
+      </w:rPr>
+    </w:lvl>
+    <w:lvl w:ilvl="4" w:tentative="1">
+      <w:start w:val="1"/>
+      <w:numFmt w:val="bullet"/>
+      <w:lvlText w:val=""/>
+      <w:lvlJc w:val="left"/>
+      <w:pPr>
+        <w:tabs>
+          <w:tab w:val="num" w:pos="3600"/>
+        </w:tabs>
+        <w:ind w:left="3600" w:hanging="360"/>
+      </w:pPr>
+      <w:rPr>
+        <w:rFonts w:ascii="Wingdings" w:hAnsi="Wingdings" w:hint="default"/>
+        <w:sz w:val="20"/>
+      </w:rPr>
+    </w:lvl>
+    <w:lvl w:ilvl="5" w:tentative="1">
+      <w:start w:val="1"/>
+      <w:numFmt w:val="bullet"/>
+      <w:lvlText w:val=""/>
+      <w:lvlJc w:val="left"/>
+      <w:pPr>
+        <w:tabs>
+          <w:tab w:val="num" w:pos="4320"/>
+        </w:tabs>
+        <w:ind w:left="4320" w:hanging="360"/>
+      </w:pPr>
+      <w:rPr>
+        <w:rFonts w:ascii="Wingdings" w:hAnsi="Wingdings" w:hint="default"/>
+        <w:sz w:val="20"/>
+      </w:rPr>
+    </w:lvl>
+    <w:lvl w:ilvl="6" w:tentative="1">
+      <w:start w:val="1"/>
+      <w:numFmt w:val="bullet"/>
+      <w:lvlText w:val=""/>
+      <w:lvlJc w:val="left"/>
+      <w:pPr>
+        <w:tabs>
+          <w:tab w:val="num" w:pos="5040"/>
+        </w:tabs>
+        <w:ind w:left="5040" w:hanging="360"/>
+      </w:pPr>
+      <w:rPr>
+        <w:rFonts w:ascii="Wingdings" w:hAnsi="Wingdings" w:hint="default"/>
+        <w:sz w:val="20"/>
+      </w:rPr>
+    </w:lvl>
+    <w:lvl w:ilvl="7" w:tentative="1">
+      <w:start w:val="1"/>
+      <w:numFmt w:val="bullet"/>
+      <w:lvlText w:val=""/>
+      <w:lvlJc w:val="left"/>
+      <w:pPr>
+        <w:tabs>
+          <w:tab w:val="num" w:pos="5760"/>
+        </w:tabs>
+        <w:ind w:left="5760" w:hanging="360"/>
+      </w:pPr>
+      <w:rPr>
+        <w:rFonts w:ascii="Wingdings" w:hAnsi="Wingdings" w:hint="default"/>
+        <w:sz w:val="20"/>
+      </w:rPr>
+    </w:lvl>
+    <w:lvl w:ilvl="8" w:tentative="1">
+      <w:start w:val="1"/>
+      <w:numFmt w:val="bullet"/>
+      <w:lvlText w:val=""/>
+      <w:lvlJc w:val="left"/>
+      <w:pPr>
+        <w:tabs>
+          <w:tab w:val="num" w:pos="6480"/>
+        </w:tabs>
+        <w:ind w:left="6480" w:hanging="360"/>
+      </w:pPr>
+      <w:rPr>
+        <w:rFonts w:ascii="Wingdings" w:hAnsi="Wingdings" w:hint="default"/>
+        <w:sz w:val="20"/>
+      </w:rPr>
+    </w:lvl>
+  </w:abstractNum>
+  <w:num w:numId="1" w16cid:durableId="1075519356">
+    <w:abstractNumId w:val="6"/>
+  </w:num>
+  <w:num w:numId="2" w16cid:durableId="634943055">
+    <w:abstractNumId w:val="4"/>
+  </w:num>
+  <w:num w:numId="3" w16cid:durableId="2016108195">
+    <w:abstractNumId w:val="5"/>
+  </w:num>
+  <w:num w:numId="4" w16cid:durableId="2130783235">
+    <w:abstractNumId w:val="0"/>
+  </w:num>
+  <w:num w:numId="5" w16cid:durableId="83844789">
+    <w:abstractNumId w:val="1"/>
+  </w:num>
+  <w:num w:numId="6" w16cid:durableId="1884635070">
+    <w:abstractNumId w:val="3"/>
+  </w:num>
+  <w:num w:numId="7" w16cid:durableId="1553689331">
+    <w:abstractNumId w:val="2"/>
+  </w:num>
+</w:numbering>
 </file>
 
 <file path=word/styles.xml><?xml version="1.0" encoding="utf-8"?>
@@ -523,7 +2508,7 @@
   <w:style w:type="paragraph" w:default="1" w:styleId="a">
     <w:name w:val="Normal"/>
     <w:qFormat/>
-    <w:rsid w:val="00F00DA0"/>
+    <w:rsid w:val="00725C04"/>
   </w:style>
   <w:style w:type="paragraph" w:styleId="1">
     <w:name w:val="heading 1"/>
@@ -532,7 +2517,7 @@
     <w:link w:val="1Char"/>
     <w:uiPriority w:val="9"/>
     <w:qFormat/>
-    <w:rsid w:val="00F00DA0"/>
+    <w:rsid w:val="00725C04"/>
     <w:pPr>
       <w:keepNext/>
       <w:keepLines/>
@@ -555,10 +2540,9 @@
     <w:next w:val="a"/>
     <w:link w:val="2Char"/>
     <w:uiPriority w:val="9"/>
-    <w:semiHidden/>
     <w:unhideWhenUsed/>
     <w:qFormat/>
-    <w:rsid w:val="00F00DA0"/>
+    <w:rsid w:val="00725C04"/>
     <w:pPr>
       <w:keepNext/>
       <w:keepLines/>
@@ -581,7 +2565,7 @@
     <w:semiHidden/>
     <w:unhideWhenUsed/>
     <w:qFormat/>
-    <w:rsid w:val="00F00DA0"/>
+    <w:rsid w:val="00725C04"/>
     <w:pPr>
       <w:keepNext/>
       <w:keepLines/>
@@ -604,7 +2588,7 @@
     <w:semiHidden/>
     <w:unhideWhenUsed/>
     <w:qFormat/>
-    <w:rsid w:val="00F00DA0"/>
+    <w:rsid w:val="00725C04"/>
     <w:pPr>
       <w:keepNext/>
       <w:keepLines/>
@@ -629,7 +2613,7 @@
     <w:semiHidden/>
     <w:unhideWhenUsed/>
     <w:qFormat/>
-    <w:rsid w:val="00F00DA0"/>
+    <w:rsid w:val="00725C04"/>
     <w:pPr>
       <w:keepNext/>
       <w:keepLines/>
@@ -652,7 +2636,7 @@
     <w:semiHidden/>
     <w:unhideWhenUsed/>
     <w:qFormat/>
-    <w:rsid w:val="00F00DA0"/>
+    <w:rsid w:val="00725C04"/>
     <w:pPr>
       <w:keepNext/>
       <w:keepLines/>
@@ -677,7 +2661,7 @@
     <w:semiHidden/>
     <w:unhideWhenUsed/>
     <w:qFormat/>
-    <w:rsid w:val="00F00DA0"/>
+    <w:rsid w:val="00725C04"/>
     <w:pPr>
       <w:keepNext/>
       <w:keepLines/>
@@ -702,7 +2686,7 @@
     <w:semiHidden/>
     <w:unhideWhenUsed/>
     <w:qFormat/>
-    <w:rsid w:val="00F00DA0"/>
+    <w:rsid w:val="00725C04"/>
     <w:pPr>
       <w:keepNext/>
       <w:keepLines/>
@@ -725,7 +2709,7 @@
     <w:semiHidden/>
     <w:unhideWhenUsed/>
     <w:qFormat/>
-    <w:rsid w:val="00F00DA0"/>
+    <w:rsid w:val="00725C04"/>
     <w:pPr>
       <w:keepNext/>
       <w:keepLines/>
@@ -744,7 +2728,6 @@
   <w:style w:type="character" w:default="1" w:styleId="a0">
     <w:name w:val="Default Paragraph Font"/>
     <w:uiPriority w:val="1"/>
-    <w:semiHidden/>
     <w:unhideWhenUsed/>
   </w:style>
   <w:style w:type="table" w:default="1" w:styleId="a1">
@@ -773,7 +2756,7 @@
     <w:basedOn w:val="a0"/>
     <w:link w:val="1"/>
     <w:uiPriority w:val="9"/>
-    <w:rsid w:val="00F00DA0"/>
+    <w:rsid w:val="00725C04"/>
     <w:rPr>
       <w:rFonts w:asciiTheme="majorHAnsi" w:eastAsiaTheme="majorEastAsia" w:hAnsiTheme="majorHAnsi" w:cstheme="majorBidi"/>
       <w:color w:val="262626" w:themeColor="text1" w:themeTint="D9"/>
@@ -786,8 +2769,7 @@
     <w:basedOn w:val="a0"/>
     <w:link w:val="2"/>
     <w:uiPriority w:val="9"/>
-    <w:semiHidden/>
-    <w:rsid w:val="00F00DA0"/>
+    <w:rsid w:val="00725C04"/>
     <w:rPr>
       <w:rFonts w:asciiTheme="majorHAnsi" w:eastAsiaTheme="majorEastAsia" w:hAnsiTheme="majorHAnsi" w:cstheme="majorBidi"/>
       <w:color w:val="E97132" w:themeColor="accent2"/>
@@ -801,7 +2783,7 @@
     <w:link w:val="3"/>
     <w:uiPriority w:val="9"/>
     <w:semiHidden/>
-    <w:rsid w:val="00F00DA0"/>
+    <w:rsid w:val="00725C04"/>
     <w:rPr>
       <w:rFonts w:asciiTheme="majorHAnsi" w:eastAsiaTheme="majorEastAsia" w:hAnsiTheme="majorHAnsi" w:cstheme="majorBidi"/>
       <w:color w:val="BF4E14" w:themeColor="accent2" w:themeShade="BF"/>
@@ -815,7 +2797,7 @@
     <w:link w:val="4"/>
     <w:uiPriority w:val="9"/>
     <w:semiHidden/>
-    <w:rsid w:val="00F00DA0"/>
+    <w:rsid w:val="00725C04"/>
     <w:rPr>
       <w:rFonts w:asciiTheme="majorHAnsi" w:eastAsiaTheme="majorEastAsia" w:hAnsiTheme="majorHAnsi" w:cstheme="majorBidi"/>
       <w:i/>
@@ -831,7 +2813,7 @@
     <w:link w:val="5"/>
     <w:uiPriority w:val="9"/>
     <w:semiHidden/>
-    <w:rsid w:val="00F00DA0"/>
+    <w:rsid w:val="00725C04"/>
     <w:rPr>
       <w:rFonts w:asciiTheme="majorHAnsi" w:eastAsiaTheme="majorEastAsia" w:hAnsiTheme="majorHAnsi" w:cstheme="majorBidi"/>
       <w:color w:val="BF4E14" w:themeColor="accent2" w:themeShade="BF"/>
@@ -845,7 +2827,7 @@
     <w:link w:val="6"/>
     <w:uiPriority w:val="9"/>
     <w:semiHidden/>
-    <w:rsid w:val="00F00DA0"/>
+    <w:rsid w:val="00725C04"/>
     <w:rPr>
       <w:rFonts w:asciiTheme="majorHAnsi" w:eastAsiaTheme="majorEastAsia" w:hAnsiTheme="majorHAnsi" w:cstheme="majorBidi"/>
       <w:i/>
@@ -861,7 +2843,7 @@
     <w:link w:val="7"/>
     <w:uiPriority w:val="9"/>
     <w:semiHidden/>
-    <w:rsid w:val="00F00DA0"/>
+    <w:rsid w:val="00725C04"/>
     <w:rPr>
       <w:rFonts w:asciiTheme="majorHAnsi" w:eastAsiaTheme="majorEastAsia" w:hAnsiTheme="majorHAnsi" w:cstheme="majorBidi"/>
       <w:b/>
@@ -877,7 +2859,7 @@
     <w:link w:val="8"/>
     <w:uiPriority w:val="9"/>
     <w:semiHidden/>
-    <w:rsid w:val="00F00DA0"/>
+    <w:rsid w:val="00725C04"/>
     <w:rPr>
       <w:rFonts w:asciiTheme="majorHAnsi" w:eastAsiaTheme="majorEastAsia" w:hAnsiTheme="majorHAnsi" w:cstheme="majorBidi"/>
       <w:color w:val="80340D" w:themeColor="accent2" w:themeShade="80"/>
@@ -891,7 +2873,7 @@
     <w:link w:val="9"/>
     <w:uiPriority w:val="9"/>
     <w:semiHidden/>
-    <w:rsid w:val="00F00DA0"/>
+    <w:rsid w:val="00725C04"/>
     <w:rPr>
       <w:rFonts w:asciiTheme="majorHAnsi" w:eastAsiaTheme="majorEastAsia" w:hAnsiTheme="majorHAnsi" w:cstheme="majorBidi"/>
       <w:i/>
@@ -908,7 +2890,7 @@
     <w:link w:val="Char"/>
     <w:uiPriority w:val="10"/>
     <w:qFormat/>
-    <w:rsid w:val="00F00DA0"/>
+    <w:rsid w:val="00725C04"/>
     <w:pPr>
       <w:spacing w:after="0" w:line="240" w:lineRule="auto"/>
       <w:contextualSpacing/>
@@ -925,7 +2907,7 @@
     <w:basedOn w:val="a0"/>
     <w:link w:val="a3"/>
     <w:uiPriority w:val="10"/>
-    <w:rsid w:val="00F00DA0"/>
+    <w:rsid w:val="00725C04"/>
     <w:rPr>
       <w:rFonts w:asciiTheme="majorHAnsi" w:eastAsiaTheme="majorEastAsia" w:hAnsiTheme="majorHAnsi" w:cstheme="majorBidi"/>
       <w:color w:val="262626" w:themeColor="text1" w:themeTint="D9"/>
@@ -940,7 +2922,7 @@
     <w:link w:val="Char0"/>
     <w:uiPriority w:val="11"/>
     <w:qFormat/>
-    <w:rsid w:val="00F00DA0"/>
+    <w:rsid w:val="00725C04"/>
     <w:pPr>
       <w:numPr>
         <w:ilvl w:val="1"/>
@@ -960,7 +2942,7 @@
     <w:basedOn w:val="a0"/>
     <w:link w:val="a4"/>
     <w:uiPriority w:val="11"/>
-    <w:rsid w:val="00F00DA0"/>
+    <w:rsid w:val="00725C04"/>
     <w:rPr>
       <w:caps/>
       <w:color w:val="404040" w:themeColor="text1" w:themeTint="BF"/>
@@ -976,7 +2958,7 @@
     <w:link w:val="Char1"/>
     <w:uiPriority w:val="29"/>
     <w:qFormat/>
-    <w:rsid w:val="00F00DA0"/>
+    <w:rsid w:val="00725C04"/>
     <w:pPr>
       <w:spacing w:before="160"/>
       <w:ind w:left="720" w:right="720"/>
@@ -994,7 +2976,7 @@
     <w:basedOn w:val="a0"/>
     <w:link w:val="a5"/>
     <w:uiPriority w:val="29"/>
-    <w:rsid w:val="00F00DA0"/>
+    <w:rsid w:val="00725C04"/>
     <w:rPr>
       <w:rFonts w:asciiTheme="majorHAnsi" w:eastAsiaTheme="majorEastAsia" w:hAnsiTheme="majorHAnsi" w:cstheme="majorBidi"/>
       <w:color w:val="000000" w:themeColor="text1"/>
@@ -1018,7 +3000,7 @@
     <w:basedOn w:val="a0"/>
     <w:uiPriority w:val="21"/>
     <w:qFormat/>
-    <w:rsid w:val="00F00DA0"/>
+    <w:rsid w:val="00725C04"/>
     <w:rPr>
       <w:b/>
       <w:bCs/>
@@ -1038,7 +3020,7 @@
     <w:link w:val="Char2"/>
     <w:uiPriority w:val="30"/>
     <w:qFormat/>
-    <w:rsid w:val="00F00DA0"/>
+    <w:rsid w:val="00725C04"/>
     <w:pPr>
       <w:pBdr>
         <w:top w:val="single" w:sz="24" w:space="4" w:color="E97132" w:themeColor="accent2"/>
@@ -1058,7 +3040,7 @@
     <w:basedOn w:val="a0"/>
     <w:link w:val="a8"/>
     <w:uiPriority w:val="30"/>
-    <w:rsid w:val="00F00DA0"/>
+    <w:rsid w:val="00725C04"/>
     <w:rPr>
       <w:rFonts w:asciiTheme="majorHAnsi" w:eastAsiaTheme="majorEastAsia" w:hAnsiTheme="majorHAnsi" w:cstheme="majorBidi"/>
       <w:sz w:val="24"/>
@@ -1070,7 +3052,7 @@
     <w:basedOn w:val="a0"/>
     <w:uiPriority w:val="32"/>
     <w:qFormat/>
-    <w:rsid w:val="00F00DA0"/>
+    <w:rsid w:val="00725C04"/>
     <w:rPr>
       <w:b/>
       <w:bCs/>
@@ -1133,7 +3115,7 @@
     <w:semiHidden/>
     <w:unhideWhenUsed/>
     <w:qFormat/>
-    <w:rsid w:val="00F00DA0"/>
+    <w:rsid w:val="00725C04"/>
     <w:pPr>
       <w:spacing w:line="240" w:lineRule="auto"/>
     </w:pPr>
@@ -1150,7 +3132,7 @@
     <w:basedOn w:val="a0"/>
     <w:uiPriority w:val="22"/>
     <w:qFormat/>
-    <w:rsid w:val="00F00DA0"/>
+    <w:rsid w:val="00725C04"/>
     <w:rPr>
       <w:b/>
       <w:bCs/>
@@ -1161,7 +3143,7 @@
     <w:basedOn w:val="a0"/>
     <w:uiPriority w:val="20"/>
     <w:qFormat/>
-    <w:rsid w:val="00F00DA0"/>
+    <w:rsid w:val="00725C04"/>
     <w:rPr>
       <w:i/>
       <w:iCs/>
@@ -1172,7 +3154,7 @@
     <w:name w:val="No Spacing"/>
     <w:uiPriority w:val="1"/>
     <w:qFormat/>
-    <w:rsid w:val="00F00DA0"/>
+    <w:rsid w:val="00725C04"/>
     <w:pPr>
       <w:spacing w:after="0" w:line="240" w:lineRule="auto"/>
     </w:pPr>
@@ -1182,7 +3164,7 @@
     <w:basedOn w:val="a0"/>
     <w:uiPriority w:val="19"/>
     <w:qFormat/>
-    <w:rsid w:val="00F00DA0"/>
+    <w:rsid w:val="00725C04"/>
     <w:rPr>
       <w:i/>
       <w:iCs/>
@@ -1194,7 +3176,7 @@
     <w:basedOn w:val="a0"/>
     <w:uiPriority w:val="31"/>
     <w:qFormat/>
-    <w:rsid w:val="00F00DA0"/>
+    <w:rsid w:val="00725C04"/>
     <w:rPr>
       <w:caps w:val="0"/>
       <w:smallCaps/>
@@ -1208,7 +3190,7 @@
     <w:basedOn w:val="a0"/>
     <w:uiPriority w:val="33"/>
     <w:qFormat/>
-    <w:rsid w:val="00F00DA0"/>
+    <w:rsid w:val="00725C04"/>
     <w:rPr>
       <w:b/>
       <w:bCs/>
@@ -1225,7 +3207,7 @@
     <w:semiHidden/>
     <w:unhideWhenUsed/>
     <w:qFormat/>
-    <w:rsid w:val="00F00DA0"/>
+    <w:rsid w:val="00725C04"/>
     <w:pPr>
       <w:outlineLvl w:val="9"/>
     </w:pPr>

--- a/analysis/Anxiety Episodic x SA/summary_anxiety_episodic_sa.docx
+++ b/analysis/Anxiety Episodic x SA/summary_anxiety_episodic_sa.docx
@@ -92,7 +92,21 @@
           <w:rFonts w:hint="eastAsia"/>
           <w:lang w:eastAsia="zh-CN"/>
         </w:rPr>
-        <w:t>有共同的话语动作，享有共同的话语资源和主题位置；</w:t>
+        <w:t>有共同的话语动作，享有共同的话语资源和主</w:t>
+      </w:r>
+      <w:r>
+        <w:rPr>
+          <w:rFonts w:hint="eastAsia"/>
+          <w:lang w:eastAsia="zh-CN"/>
+        </w:rPr>
+        <w:t>体</w:t>
+      </w:r>
+      <w:r>
+        <w:rPr>
+          <w:rFonts w:hint="eastAsia"/>
+          <w:lang w:eastAsia="zh-CN"/>
+        </w:rPr>
+        <w:t>位置；</w:t>
       </w:r>
       <w:r>
         <w:rPr>
@@ -265,7 +279,6 @@
     <w:p>
       <w:pPr>
         <w:rPr>
-          <w:rFonts w:hint="eastAsia"/>
           <w:lang w:eastAsia="zh-CN"/>
         </w:rPr>
       </w:pPr>
@@ -520,7 +533,6 @@
       <w:pPr>
         <w:pStyle w:val="2"/>
         <w:rPr>
-          <w:rFonts w:hint="eastAsia"/>
           <w:lang w:eastAsia="zh-CN"/>
         </w:rPr>
       </w:pPr>
@@ -604,124 +616,222 @@
         <w:rPr>
           <w:lang w:eastAsia="zh-CN"/>
         </w:rPr>
-        <w:t>变化：</w:t>
+        <w:t>变化</w:t>
       </w:r>
     </w:p>
     <w:p>
       <w:pPr>
-        <w:numPr>
-          <w:ilvl w:val="0"/>
-          <w:numId w:val="7"/>
-        </w:numPr>
-        <w:rPr>
-          <w:lang w:eastAsia="zh-CN"/>
-        </w:rPr>
-      </w:pPr>
-      <w:r>
-        <w:rPr>
-          <w:lang w:eastAsia="zh-CN"/>
-        </w:rPr>
-        <w:t>作为需要额外交代使用动机的非标准求助对象</w:t>
-      </w:r>
-      <w:r>
-        <w:rPr>
-          <w:rFonts w:hint="eastAsia"/>
-          <w:lang w:eastAsia="zh-CN"/>
-        </w:rPr>
-        <w:t>（</w:t>
-      </w:r>
-      <w:r>
-        <w:rPr>
-          <w:lang w:eastAsia="zh-CN"/>
-        </w:rPr>
-        <w:t>第一帖）</w:t>
+        <w:pStyle w:val="2"/>
+        <w:rPr>
+          <w:lang w:eastAsia="zh-CN"/>
+        </w:rPr>
+      </w:pPr>
+      <w:r>
+        <w:rPr>
+          <w:rFonts w:hint="eastAsia"/>
+          <w:lang w:eastAsia="zh-CN"/>
+        </w:rPr>
+        <w:lastRenderedPageBreak/>
+        <w:t xml:space="preserve">3. </w:t>
+      </w:r>
+      <w:r>
+        <w:rPr>
+          <w:lang w:eastAsia="zh-CN"/>
+        </w:rPr>
+        <w:t>对处理问题承担行动责任，但不承担制造焦虑和症状的因果责任</w:t>
       </w:r>
     </w:p>
     <w:p>
       <w:pPr>
-        <w:numPr>
-          <w:ilvl w:val="0"/>
-          <w:numId w:val="7"/>
-        </w:numPr>
-        <w:rPr>
-          <w:lang w:eastAsia="zh-CN"/>
-        </w:rPr>
-      </w:pPr>
-      <w:r>
-        <w:rPr>
-          <w:lang w:eastAsia="zh-CN"/>
-        </w:rPr>
-        <w:t>作为偶然引入新恐惧名称的媒介（第三帖）</w:t>
+        <w:pStyle w:val="1"/>
+        <w:rPr>
+          <w:lang w:eastAsia="zh-CN"/>
+        </w:rPr>
+      </w:pPr>
+      <w:r>
+        <w:rPr>
+          <w:rFonts w:hint="eastAsia"/>
+          <w:lang w:eastAsia="zh-CN"/>
+        </w:rPr>
+        <w:t>话语资源</w:t>
       </w:r>
     </w:p>
     <w:p>
       <w:pPr>
-        <w:numPr>
-          <w:ilvl w:val="0"/>
-          <w:numId w:val="7"/>
-        </w:numPr>
-        <w:rPr>
-          <w:lang w:eastAsia="zh-CN"/>
-        </w:rPr>
-      </w:pPr>
-      <w:r>
-        <w:rPr>
-          <w:lang w:eastAsia="zh-CN"/>
-        </w:rPr>
-        <w:t>作为被并入医生权威的共识来源（第四帖）</w:t>
+        <w:rPr>
+          <w:rStyle w:val="a7"/>
+          <w:lang w:eastAsia="zh-CN"/>
+        </w:rPr>
+      </w:pPr>
+      <w:bookmarkStart w:id="0" w:name="_Hlk237451455"/>
+      <w:r>
+        <w:rPr>
+          <w:rFonts w:hint="eastAsia"/>
+          <w:b/>
+          <w:bCs/>
+          <w:lang w:eastAsia="zh-CN"/>
+        </w:rPr>
+        <w:t>1</w:t>
+      </w:r>
+      <w:r>
+        <w:rPr>
+          <w:rFonts w:hint="eastAsia"/>
+          <w:b/>
+          <w:bCs/>
+          <w:lang w:eastAsia="zh-CN"/>
+        </w:rPr>
+        <w:t>.</w:t>
+      </w:r>
+      <w:r>
+        <w:rPr>
+          <w:rFonts w:hint="eastAsia"/>
+          <w:b/>
+          <w:bCs/>
+          <w:lang w:eastAsia="zh-CN"/>
+        </w:rPr>
+        <w:t xml:space="preserve"> </w:t>
+      </w:r>
+      <w:r>
+        <w:rPr>
+          <w:rStyle w:val="a7"/>
+          <w:rFonts w:hint="eastAsia"/>
+          <w:lang w:eastAsia="zh-CN"/>
+        </w:rPr>
+        <w:t>一个精神健康求助者自己不应该是致病源头</w:t>
       </w:r>
     </w:p>
     <w:p>
       <w:pPr>
-        <w:numPr>
-          <w:ilvl w:val="0"/>
-          <w:numId w:val="7"/>
-        </w:numPr>
-        <w:rPr>
-          <w:lang w:eastAsia="zh-CN"/>
-        </w:rPr>
-      </w:pPr>
-      <w:r>
-        <w:rPr>
-          <w:lang w:eastAsia="zh-CN"/>
-        </w:rPr>
-        <w:lastRenderedPageBreak/>
-        <w:t>作为提供一个可能性但被保留对待的意见（第二帖）</w:t>
+        <w:rPr>
+          <w:rStyle w:val="a7"/>
+          <w:lang w:eastAsia="zh-CN"/>
+        </w:rPr>
+      </w:pPr>
+      <w:r>
+        <w:rPr>
+          <w:rFonts w:hint="eastAsia"/>
+          <w:b/>
+          <w:bCs/>
+          <w:lang w:eastAsia="zh-CN"/>
+        </w:rPr>
+        <w:t>2</w:t>
+      </w:r>
+      <w:r>
+        <w:rPr>
+          <w:rFonts w:hint="eastAsia"/>
+          <w:b/>
+          <w:bCs/>
+          <w:lang w:eastAsia="zh-CN"/>
+        </w:rPr>
+        <w:t>.</w:t>
+      </w:r>
+      <w:r>
+        <w:rPr>
+          <w:rFonts w:hint="eastAsia"/>
+          <w:b/>
+          <w:bCs/>
+          <w:lang w:eastAsia="zh-CN"/>
+        </w:rPr>
+        <w:t xml:space="preserve"> </w:t>
+      </w:r>
+      <w:r>
+        <w:rPr>
+          <w:rStyle w:val="a7"/>
+          <w:rFonts w:hint="eastAsia"/>
+          <w:lang w:eastAsia="zh-CN"/>
+        </w:rPr>
+        <w:t xml:space="preserve"> </w:t>
+      </w:r>
+      <w:r>
+        <w:rPr>
+          <w:rStyle w:val="a7"/>
+          <w:rFonts w:hint="eastAsia"/>
+          <w:lang w:eastAsia="zh-CN"/>
+        </w:rPr>
+        <w:t>一个精神健康求助者的</w:t>
+      </w:r>
+      <w:r>
+        <w:rPr>
+          <w:rStyle w:val="a7"/>
+          <w:lang w:eastAsia="zh-CN"/>
+        </w:rPr>
+        <w:t>痛苦必须超出个人意志和合理行动的控制</w:t>
       </w:r>
     </w:p>
     <w:p>
       <w:pPr>
-        <w:pStyle w:val="2"/>
-        <w:rPr>
-          <w:lang w:eastAsia="zh-CN"/>
-        </w:rPr>
-      </w:pPr>
-      <w:r>
-        <w:rPr>
-          <w:rFonts w:hint="eastAsia"/>
-          <w:lang w:eastAsia="zh-CN"/>
-        </w:rPr>
-        <w:t xml:space="preserve">3. </w:t>
-      </w:r>
-      <w:r>
-        <w:rPr>
-          <w:lang w:eastAsia="zh-CN"/>
-        </w:rPr>
-        <w:t>对处理问题承担行动责任，但不承担制造焦虑和症状的因果责任</w:t>
+        <w:rPr>
+          <w:rStyle w:val="a7"/>
+          <w:lang w:eastAsia="zh-CN"/>
+        </w:rPr>
+      </w:pPr>
+      <w:r>
+        <w:rPr>
+          <w:rStyle w:val="a7"/>
+          <w:rFonts w:hint="eastAsia"/>
+          <w:i w:val="0"/>
+          <w:iCs w:val="0"/>
+          <w:color w:val="auto"/>
+          <w:lang w:eastAsia="zh-CN"/>
+        </w:rPr>
+        <w:t>3.</w:t>
+      </w:r>
+      <w:r>
+        <w:rPr>
+          <w:rStyle w:val="a7"/>
+          <w:rFonts w:hint="eastAsia"/>
+          <w:color w:val="auto"/>
+          <w:lang w:eastAsia="zh-CN"/>
+        </w:rPr>
+        <w:t xml:space="preserve"> </w:t>
+      </w:r>
+      <w:r>
+        <w:rPr>
+          <w:rStyle w:val="a7"/>
+          <w:rFonts w:hint="eastAsia"/>
+          <w:lang w:eastAsia="zh-CN"/>
+        </w:rPr>
+        <w:t>一个精神健康求助者必须采取合理的求助行为</w:t>
+      </w:r>
+    </w:p>
+    <w:bookmarkEnd w:id="0"/>
+    <w:p>
+      <w:pPr>
+        <w:rPr>
+          <w:lang w:eastAsia="zh-CN"/>
+        </w:rPr>
+      </w:pPr>
+      <w:r>
+        <w:rPr>
+          <w:rFonts w:hint="eastAsia"/>
+          <w:lang w:eastAsia="zh-CN"/>
+        </w:rPr>
+        <w:t>处理：</w:t>
       </w:r>
     </w:p>
     <w:p>
       <w:pPr>
         <w:rPr>
-          <w:rFonts w:hint="eastAsia"/>
-          <w:lang w:eastAsia="zh-CN"/>
-        </w:rPr>
-      </w:pPr>
-      <w:r>
-        <w:rPr>
-          <w:lang w:eastAsia="zh-CN"/>
-        </w:rPr>
-        <w:t>认的错是接触行为，不是制造恐惧</w:t>
+          <w:lang w:eastAsia="zh-CN"/>
+        </w:rPr>
+      </w:pPr>
+      <w:r>
+        <w:rPr>
+          <w:lang w:eastAsia="zh-CN"/>
+        </w:rPr>
+        <w:t>在这些</w:t>
+      </w:r>
+      <w:r>
+        <w:rPr>
+          <w:lang w:eastAsia="zh-CN"/>
+        </w:rPr>
+        <w:t>health-anxiety</w:t>
+      </w:r>
+      <w:r>
+        <w:rPr>
+          <w:lang w:eastAsia="zh-CN"/>
+        </w:rPr>
+        <w:t>叙述中，作者把焦虑和身体反应构造成会反复侵入、难以自主控制的力量，同时把自己构造成积极寻找解释和保证的信息行动者</w:t>
       </w:r>
     </w:p>
     <w:p>
@@ -736,62 +846,31 @@
           <w:rFonts w:hint="eastAsia"/>
           <w:lang w:eastAsia="zh-CN"/>
         </w:rPr>
-        <w:t>话语资源</w:t>
+        <w:t>主体位置</w:t>
       </w:r>
     </w:p>
     <w:p>
       <w:pPr>
         <w:rPr>
-          <w:rStyle w:val="a7"/>
-          <w:lang w:eastAsia="zh-CN"/>
-        </w:rPr>
-      </w:pPr>
-      <w:r>
-        <w:rPr>
-          <w:rFonts w:hint="eastAsia"/>
+          <w:lang w:eastAsia="zh-CN"/>
+        </w:rPr>
+      </w:pPr>
+      <w:r>
+        <w:rPr>
+          <w:b/>
+          <w:bCs/>
           <w:lang w:eastAsia="zh-CN"/>
         </w:rPr>
         <w:t xml:space="preserve">1. </w:t>
       </w:r>
-      <w:proofErr w:type="spellStart"/>
-      <w:r>
-        <w:rPr>
-          <w:rStyle w:val="a7"/>
-          <w:rFonts w:hint="eastAsia"/>
-        </w:rPr>
-        <w:t>合格的求助者</w:t>
-      </w:r>
-      <w:proofErr w:type="spellEnd"/>
-      <w:r>
-        <w:rPr>
-          <w:rStyle w:val="a7"/>
-          <w:rFonts w:hint="eastAsia"/>
-          <w:lang w:eastAsia="zh-CN"/>
-        </w:rPr>
-        <w:t>(</w:t>
-      </w:r>
-      <w:r>
-        <w:rPr>
-          <w:rStyle w:val="a7"/>
-          <w:lang w:eastAsia="zh-CN"/>
-        </w:rPr>
-        <w:t>一个理性的人应该能停止已知有害的行为</w:t>
-      </w:r>
-      <w:r>
-        <w:rPr>
-          <w:rStyle w:val="a7"/>
-          <w:rFonts w:hint="eastAsia"/>
-          <w:lang w:eastAsia="zh-CN"/>
-        </w:rPr>
-        <w:t>，你的困难不应该是你自己造成；跟自由主义定义的自主有关</w:t>
-      </w:r>
-      <w:r>
-        <w:rPr>
-          <w:rStyle w:val="a7"/>
-          <w:rFonts w:hint="eastAsia"/>
-          <w:lang w:eastAsia="zh-CN"/>
-        </w:rPr>
-        <w:t>)</w:t>
+      <w:r>
+        <w:rPr>
+          <w:rFonts w:hint="eastAsia"/>
+          <w:b/>
+          <w:bCs/>
+          <w:lang w:eastAsia="zh-CN"/>
+        </w:rPr>
+        <w:t>责任有限的受困者</w:t>
       </w:r>
     </w:p>
     <w:p>
@@ -802,253 +881,102 @@
       </w:pPr>
       <w:r>
         <w:rPr>
-          <w:rFonts w:hint="eastAsia"/>
-          <w:lang w:eastAsia="zh-CN"/>
-        </w:rPr>
-        <w:t xml:space="preserve">2. </w:t>
-      </w:r>
-      <w:r>
-        <w:rPr>
-          <w:rStyle w:val="a7"/>
-          <w:lang w:eastAsia="zh-CN"/>
-        </w:rPr>
-        <w:t>个人应该</w:t>
-      </w:r>
-      <w:r>
-        <w:rPr>
-          <w:rStyle w:val="a7"/>
-          <w:rFonts w:hint="eastAsia"/>
-          <w:lang w:eastAsia="zh-CN"/>
-        </w:rPr>
-        <w:t>通过正常渠道</w:t>
-      </w:r>
-      <w:r>
-        <w:rPr>
-          <w:rStyle w:val="a7"/>
-          <w:lang w:eastAsia="zh-CN"/>
-        </w:rPr>
-        <w:t>对自己的健康负责</w:t>
+          <w:lang w:eastAsia="zh-CN"/>
+        </w:rPr>
+        <w:t>在焦虑侵袭面前是被动的承受者，但在信息搜索维度上是主动的施动者</w:t>
       </w:r>
     </w:p>
     <w:p>
       <w:pPr>
         <w:rPr>
-          <w:rStyle w:val="a7"/>
-          <w:lang w:eastAsia="zh-CN"/>
-        </w:rPr>
-      </w:pPr>
-      <w:r>
-        <w:rPr>
-          <w:rFonts w:hint="eastAsia"/>
-          <w:lang w:eastAsia="zh-CN"/>
-        </w:rPr>
-        <w:t xml:space="preserve">3. </w:t>
-      </w:r>
-      <w:r>
-        <w:rPr>
-          <w:rStyle w:val="a7"/>
-          <w:rFonts w:hint="eastAsia"/>
-          <w:lang w:eastAsia="zh-CN"/>
-        </w:rPr>
-        <w:t>痛苦需要资格认证</w:t>
+          <w:lang w:eastAsia="zh-CN"/>
+        </w:rPr>
+      </w:pPr>
+      <w:r>
+        <w:rPr>
+          <w:b/>
+          <w:bCs/>
+          <w:lang w:eastAsia="zh-CN"/>
+        </w:rPr>
+        <w:t>在</w:t>
+      </w:r>
+      <w:r>
+        <w:rPr>
+          <w:b/>
+          <w:bCs/>
+          <w:lang w:eastAsia="zh-CN"/>
+        </w:rPr>
+        <w:t>"</w:t>
+      </w:r>
+      <w:r>
+        <w:rPr>
+          <w:b/>
+          <w:bCs/>
+          <w:lang w:eastAsia="zh-CN"/>
+        </w:rPr>
+        <w:t>我无法控制焦虑</w:t>
+      </w:r>
+      <w:r>
+        <w:rPr>
+          <w:b/>
+          <w:bCs/>
+          <w:lang w:eastAsia="zh-CN"/>
+        </w:rPr>
+        <w:t>"</w:t>
+      </w:r>
+      <w:r>
+        <w:rPr>
+          <w:b/>
+          <w:bCs/>
+          <w:lang w:eastAsia="zh-CN"/>
+        </w:rPr>
+        <w:t>和</w:t>
+      </w:r>
+      <w:r>
+        <w:rPr>
+          <w:b/>
+          <w:bCs/>
+          <w:lang w:eastAsia="zh-CN"/>
+        </w:rPr>
+        <w:t>"</w:t>
+      </w:r>
+      <w:r>
+        <w:rPr>
+          <w:b/>
+          <w:bCs/>
+          <w:lang w:eastAsia="zh-CN"/>
+        </w:rPr>
+        <w:t>我一直</w:t>
+      </w:r>
+      <w:r>
+        <w:rPr>
+          <w:rFonts w:hint="eastAsia"/>
+          <w:b/>
+          <w:bCs/>
+          <w:lang w:eastAsia="zh-CN"/>
+        </w:rPr>
+        <w:t>在做加重症状的事情</w:t>
+      </w:r>
+      <w:r>
+        <w:rPr>
+          <w:b/>
+          <w:bCs/>
+          <w:lang w:eastAsia="zh-CN"/>
+        </w:rPr>
+        <w:t>"</w:t>
+      </w:r>
+      <w:r>
+        <w:rPr>
+          <w:b/>
+          <w:bCs/>
+          <w:lang w:eastAsia="zh-CN"/>
+        </w:rPr>
+        <w:t>之间维持平衡</w:t>
       </w:r>
     </w:p>
     <w:p>
       <w:pPr>
         <w:rPr>
-          <w:rStyle w:val="a7"/>
-          <w:rFonts w:hint="eastAsia"/>
-          <w:b w:val="0"/>
-          <w:bCs w:val="0"/>
-          <w:i w:val="0"/>
-          <w:iCs w:val="0"/>
-          <w:lang w:eastAsia="zh-CN"/>
-        </w:rPr>
-      </w:pPr>
-    </w:p>
-    <w:p>
-      <w:pPr>
-        <w:rPr>
-          <w:lang w:eastAsia="zh-CN"/>
-        </w:rPr>
-      </w:pPr>
-      <w:r>
-        <w:rPr>
-          <w:rFonts w:hint="eastAsia"/>
-          <w:lang w:eastAsia="zh-CN"/>
-        </w:rPr>
-        <w:t>处理：</w:t>
-      </w:r>
-    </w:p>
-    <w:p>
-      <w:pPr>
-        <w:rPr>
-          <w:rFonts w:hint="eastAsia"/>
-          <w:lang w:eastAsia="zh-CN"/>
-        </w:rPr>
-      </w:pPr>
-      <w:r>
-        <w:rPr>
-          <w:lang w:eastAsia="zh-CN"/>
-        </w:rPr>
-        <w:t>在这些</w:t>
-      </w:r>
-      <w:r>
-        <w:rPr>
-          <w:lang w:eastAsia="zh-CN"/>
-        </w:rPr>
-        <w:t>health-anxiety</w:t>
-      </w:r>
-      <w:r>
-        <w:rPr>
-          <w:lang w:eastAsia="zh-CN"/>
-        </w:rPr>
-        <w:t>叙述中，作者把焦虑和身体反应构造成会反复侵入、难以自主控制的力量，同时把自己构造成积极寻找解释和保证的信息行动者</w:t>
-      </w:r>
-    </w:p>
-    <w:p>
-      <w:pPr>
-        <w:pStyle w:val="1"/>
-        <w:rPr>
-          <w:lang w:eastAsia="zh-CN"/>
-        </w:rPr>
-      </w:pPr>
-      <w:r>
-        <w:rPr>
-          <w:rFonts w:hint="eastAsia"/>
-          <w:lang w:eastAsia="zh-CN"/>
-        </w:rPr>
-        <w:t>主体位置</w:t>
-      </w:r>
-    </w:p>
-    <w:p>
-      <w:pPr>
-        <w:rPr>
-          <w:lang w:eastAsia="zh-CN"/>
-        </w:rPr>
-      </w:pPr>
-      <w:r>
-        <w:rPr>
-          <w:b/>
-          <w:bCs/>
-          <w:lang w:eastAsia="zh-CN"/>
-        </w:rPr>
-        <w:t xml:space="preserve">1. </w:t>
-      </w:r>
-      <w:r>
-        <w:rPr>
-          <w:b/>
-          <w:bCs/>
-          <w:lang w:eastAsia="zh-CN"/>
-        </w:rPr>
-        <w:t>被焦虑入侵的信息行动者</w:t>
-      </w:r>
-    </w:p>
-    <w:p>
-      <w:pPr>
-        <w:rPr>
-          <w:lang w:eastAsia="zh-CN"/>
-        </w:rPr>
-      </w:pPr>
-      <w:r>
-        <w:rPr>
-          <w:lang w:eastAsia="zh-CN"/>
-        </w:rPr>
-        <w:t>在焦虑侵袭面前是被动的承受者，但在信息搜索维度上是主动的施动者</w:t>
-      </w:r>
-    </w:p>
-    <w:p>
-      <w:pPr>
-        <w:rPr>
-          <w:lang w:eastAsia="zh-CN"/>
-        </w:rPr>
-      </w:pPr>
-      <w:r>
-        <w:rPr>
-          <w:b/>
-          <w:bCs/>
-          <w:lang w:eastAsia="zh-CN"/>
-        </w:rPr>
-        <w:t>在</w:t>
-      </w:r>
-      <w:r>
-        <w:rPr>
-          <w:b/>
-          <w:bCs/>
-          <w:lang w:eastAsia="zh-CN"/>
-        </w:rPr>
-        <w:t>"</w:t>
-      </w:r>
-      <w:r>
-        <w:rPr>
-          <w:b/>
-          <w:bCs/>
-          <w:lang w:eastAsia="zh-CN"/>
-        </w:rPr>
-        <w:t>我无法控制焦虑</w:t>
-      </w:r>
-      <w:r>
-        <w:rPr>
-          <w:b/>
-          <w:bCs/>
-          <w:lang w:eastAsia="zh-CN"/>
-        </w:rPr>
-        <w:t>"</w:t>
-      </w:r>
-      <w:r>
-        <w:rPr>
-          <w:b/>
-          <w:bCs/>
-          <w:lang w:eastAsia="zh-CN"/>
-        </w:rPr>
-        <w:t>和</w:t>
-      </w:r>
-      <w:r>
-        <w:rPr>
-          <w:b/>
-          <w:bCs/>
-          <w:lang w:eastAsia="zh-CN"/>
-        </w:rPr>
-        <w:t>"</w:t>
-      </w:r>
-      <w:r>
-        <w:rPr>
-          <w:b/>
-          <w:bCs/>
-          <w:lang w:eastAsia="zh-CN"/>
-        </w:rPr>
-        <w:t>我一直</w:t>
-      </w:r>
-      <w:r>
-        <w:rPr>
-          <w:rFonts w:hint="eastAsia"/>
-          <w:b/>
-          <w:bCs/>
-          <w:lang w:eastAsia="zh-CN"/>
-        </w:rPr>
-        <w:t>在做加重症状的事情</w:t>
-      </w:r>
-      <w:r>
-        <w:rPr>
-          <w:b/>
-          <w:bCs/>
-          <w:lang w:eastAsia="zh-CN"/>
-        </w:rPr>
-        <w:t>"</w:t>
-      </w:r>
-      <w:r>
-        <w:rPr>
-          <w:b/>
-          <w:bCs/>
-          <w:lang w:eastAsia="zh-CN"/>
-        </w:rPr>
-        <w:t>之间维持平衡</w:t>
-      </w:r>
-    </w:p>
-    <w:p>
-      <w:pPr>
-        <w:rPr>
-          <w:rFonts w:hint="eastAsia"/>
           <w:lang w:eastAsia="zh-CN"/>
         </w:rPr>
       </w:pPr>
@@ -2728,6 +2656,7 @@
   <w:style w:type="character" w:default="1" w:styleId="a0">
     <w:name w:val="Default Paragraph Font"/>
     <w:uiPriority w:val="1"/>
+    <w:semiHidden/>
     <w:unhideWhenUsed/>
   </w:style>
   <w:style w:type="table" w:default="1" w:styleId="a1">
